--- a/data/Recipe.docx
+++ b/data/Recipe.docx
@@ -44,15 +44,7 @@
     </w:p>
     <w:p>
       <w:r>
-        <w:t xml:space="preserve">6 </w:t>
-      </w:r>
-      <w:proofErr w:type="gramStart"/>
-      <w:r>
-        <w:t>fresh</w:t>
-      </w:r>
-      <w:proofErr w:type="gramEnd"/>
-      <w:r>
-        <w:t xml:space="preserve"> red poblano peppers peppers), seeds discarded</w:t>
+        <w:t>6 fresh red poblano peppers peppers), seeds discarded</w:t>
       </w:r>
     </w:p>
     <w:p>
@@ -92,23 +84,12 @@
     </w:p>
     <w:p>
       <w:r>
-        <w:t>2 tsp unsal</w:t>
-      </w:r>
-      <w:r>
-        <w:t xml:space="preserve">ted butter (optional) </w:t>
-      </w:r>
-    </w:p>
-    <w:p>
-      <w:r>
-        <w:t xml:space="preserve">4 cups long-grain rice or golden </w:t>
-      </w:r>
-      <w:proofErr w:type="spellStart"/>
-      <w:r>
-        <w:t>sella</w:t>
-      </w:r>
-      <w:proofErr w:type="spellEnd"/>
-      <w:r>
-        <w:t xml:space="preserve"> basmati  </w:t>
+        <w:t xml:space="preserve">2 tsp unsalted butter (optional) </w:t>
+      </w:r>
+    </w:p>
+    <w:p>
+      <w:r>
+        <w:t xml:space="preserve">4 cups long-grain rice or golden sella basmati  </w:t>
       </w:r>
     </w:p>
     <w:p>
@@ -143,26 +124,17 @@
     </w:p>
     <w:p>
       <w:r>
-        <w:t>1. In a blender, combine tomatoes, red poblano (or bell) peppers, chopped onions, and scotch bo</w:t>
-      </w:r>
-      <w:r>
-        <w:t xml:space="preserve">nnets with 2 cups of stock. Blend for two minutes until smooth. You should have roughly 6 cups of blended mix. Pour into a large pot or pan and bring to a boil, then turn down and let it simmer, covered for 10 - 12 minutes. </w:t>
-      </w:r>
-    </w:p>
-    <w:p>
-      <w:r>
-        <w:t>2. In a large pan, heat oil and</w:t>
-      </w:r>
-      <w:r>
-        <w:t xml:space="preserve"> add the sliced onions. Season with a pinch of salt, stir-fry for 2 to 3 minutes, then add the leaves, curry powder and dried thyme and a pinch of black pepper for 3 - 4 minutes on medium heat. </w:t>
-      </w:r>
-    </w:p>
-    <w:p>
-      <w:r>
-        <w:t xml:space="preserve">3. Add the tomato paste and stir for another 2 minutes. Then </w:t>
-      </w:r>
-      <w:r>
-        <w:t xml:space="preserve">add mixture, the stir, reduced tomato-pepper-scotch bonnet and set on medium heat for 10 to 12 minutes till the mixture is reduced by half. </w:t>
+        <w:t xml:space="preserve">1. In a blender, combine tomatoes, red poblano (or bell) peppers, chopped onions, and scotch bonnets with 2 cups of stock. Blend for two minutes until smooth. You should have roughly 6 cups of blended mix. Pour into a large pot or pan and bring to a boil, then turn down and let it simmer, covered for 10 - 12 minutes. </w:t>
+      </w:r>
+    </w:p>
+    <w:p>
+      <w:r>
+        <w:t xml:space="preserve">2. In a large pan, heat oil and add the sliced onions. Season with a pinch of salt, stir-fry for 2 to 3 minutes, then add the leaves, curry powder and dried thyme and a pinch of black pepper for 3 - 4 minutes on medium heat. </w:t>
+      </w:r>
+    </w:p>
+    <w:p>
+      <w:r>
+        <w:t xml:space="preserve">3. Add the tomato paste and stir for another 2 minutes. Then add mixture, the stir, reduced tomato-pepper-scotch bonnet and set on medium heat for 10 to 12 minutes till the mixture is reduced by half. </w:t>
       </w:r>
     </w:p>
     <w:p>
@@ -173,18 +145,7 @@
     <w:p>
       <w:r>
         <w:lastRenderedPageBreak/>
-        <w:t>5. Add the rinsed rice a</w:t>
-      </w:r>
-      <w:r>
-        <w:t xml:space="preserve">nd butter, stir, cover with a double piece of foil /baking or parchment paper and put a lid on the This will seal in the steam and lock in the </w:t>
-      </w:r>
-      <w:proofErr w:type="spellStart"/>
-      <w:r>
-        <w:t>flavour</w:t>
-      </w:r>
-      <w:proofErr w:type="spellEnd"/>
-      <w:r>
-        <w:t xml:space="preserve">. Turn down the heat and cook on low for 30 minutes. </w:t>
+        <w:t xml:space="preserve">5. Add the rinsed rice and butter, stir, cover with a double piece of foil /baking or parchment paper and put a lid on the This will seal in the steam and lock in the flavour. Turn down the heat and cook on low for 30 minutes. </w:t>
       </w:r>
     </w:p>
     <w:p>
@@ -194,10 +155,7 @@
     </w:p>
     <w:p>
       <w:r>
-        <w:t>7. If y</w:t>
-      </w:r>
-      <w:r>
-        <w:t xml:space="preserve">ou like, add sliced onions, fresh tomatoes and the 2nd tsp of butter and stir through. </w:t>
+        <w:t xml:space="preserve">7. If you like, add sliced onions, fresh tomatoes and the 2nd tsp of butter and stir through. </w:t>
       </w:r>
     </w:p>
     <w:p/>
@@ -293,22 +251,12 @@
           <w:b/>
           <w:bCs/>
         </w:rPr>
-        <w:t>IN</w:t>
-      </w:r>
-      <w:r>
-        <w:rPr>
-          <w:b/>
-          <w:bCs/>
-        </w:rPr>
-        <w:t xml:space="preserve">STRUCTIONS </w:t>
-      </w:r>
-    </w:p>
-    <w:p>
-      <w:r>
-        <w:t xml:space="preserve">1. </w:t>
-      </w:r>
-      <w:r>
-        <w:t xml:space="preserve">Place parboiled rice into a pot, add stock and cook for 10~ 15mins </w:t>
+        <w:t xml:space="preserve">INSTRUCTIONS </w:t>
+      </w:r>
+    </w:p>
+    <w:p>
+      <w:r>
+        <w:t xml:space="preserve">1. Place parboiled rice into a pot, add stock and cook for 10~ 15mins </w:t>
       </w:r>
     </w:p>
     <w:p>
@@ -324,10 +272,7 @@
         <w:t xml:space="preserve">3. </w:t>
       </w:r>
       <w:r>
-        <w:t>Add spring onions, mixed vegetables and seasonings (thyme, curry powder, salt and stock cu</w:t>
-      </w:r>
-      <w:r>
-        <w:t xml:space="preserve">be). </w:t>
+        <w:t xml:space="preserve">Add spring onions, mixed vegetables and seasonings (thyme, curry powder, salt and stock cube). </w:t>
       </w:r>
     </w:p>
     <w:p>
@@ -362,38 +307,13 @@
           <w:bCs/>
         </w:rPr>
       </w:pPr>
-      <w:proofErr w:type="spellStart"/>
       <w:r>
         <w:rPr>
           <w:b/>
           <w:bCs/>
         </w:rPr>
         <w:lastRenderedPageBreak/>
-        <w:t>Tuwo</w:t>
-      </w:r>
-      <w:proofErr w:type="spellEnd"/>
-      <w:r>
-        <w:rPr>
-          <w:b/>
-          <w:bCs/>
-        </w:rPr>
-        <w:t xml:space="preserve"> </w:t>
-      </w:r>
-      <w:proofErr w:type="spellStart"/>
-      <w:r>
-        <w:rPr>
-          <w:b/>
-          <w:bCs/>
-        </w:rPr>
-        <w:t>shinkafa</w:t>
-      </w:r>
-      <w:proofErr w:type="spellEnd"/>
-      <w:r>
-        <w:rPr>
-          <w:b/>
-          <w:bCs/>
-        </w:rPr>
-        <w:t xml:space="preserve"> is a Nigerian dish which </w:t>
+        <w:t xml:space="preserve">Tuwo shinkafa is a Nigerian dish which </w:t>
       </w:r>
     </w:p>
     <w:p>
@@ -451,23 +371,7 @@
     </w:p>
     <w:p>
       <w:r>
-        <w:t xml:space="preserve">3. Serve </w:t>
-      </w:r>
-      <w:proofErr w:type="spellStart"/>
-      <w:r>
-        <w:t>tuwo</w:t>
-      </w:r>
-      <w:proofErr w:type="spellEnd"/>
-      <w:r>
-        <w:t xml:space="preserve"> </w:t>
-      </w:r>
-      <w:proofErr w:type="spellStart"/>
-      <w:r>
-        <w:t>shinkafa</w:t>
-      </w:r>
-      <w:proofErr w:type="spellEnd"/>
-      <w:r>
-        <w:t xml:space="preserve"> together with any soup of your choice</w:t>
+        <w:t>3. Serve tuwo shinkafa together with any soup of your choice</w:t>
       </w:r>
       <w:r>
         <w:t>.</w:t>
@@ -506,10 +410,7 @@
     </w:p>
     <w:p>
       <w:r>
-        <w:t>3 c</w:t>
-      </w:r>
-      <w:r>
-        <w:t>ups white rice</w:t>
+        <w:t>3 cups white rice</w:t>
       </w:r>
     </w:p>
     <w:p>
@@ -577,10 +478,7 @@
         </w:numPr>
       </w:pPr>
       <w:r>
-        <w:t xml:space="preserve">After soaking, add % cup of rice to boiling water and cook until soft, then set aside to cool. </w:t>
-      </w:r>
-      <w:r>
-        <w:t>A</w:t>
+        <w:t>After soaking, add % cup of rice to boiling water and cook until soft, then set aside to cool. A</w:t>
       </w:r>
     </w:p>
     <w:p>
@@ -602,13 +500,7 @@
         </w:numPr>
       </w:pPr>
       <w:r>
-        <w:t xml:space="preserve">Add whisk cooked rice to the batter and (not electric) </w:t>
-      </w:r>
-      <w:r>
-        <w:t xml:space="preserve">until well </w:t>
-      </w:r>
-      <w:r>
-        <w:t>combined.</w:t>
+        <w:t>Add whisk cooked rice to the batter and (not electric) until well combined.</w:t>
       </w:r>
     </w:p>
     <w:p>
@@ -631,13 +523,7 @@
       </w:pPr>
       <w:r>
         <w:lastRenderedPageBreak/>
-        <w:t>Cover with cling film and keep in a warm place for 1</w:t>
-      </w:r>
-      <w:r>
-        <w:t xml:space="preserve">½ </w:t>
-      </w:r>
-      <w:r>
-        <w:t xml:space="preserve">hours. </w:t>
+        <w:t xml:space="preserve">Cover with cling film and keep in a warm place for 1½ hours. </w:t>
       </w:r>
     </w:p>
     <w:p>
@@ -648,19 +534,7 @@
         </w:numPr>
       </w:pPr>
       <w:r>
-        <w:t xml:space="preserve">After powder, mixture sugar sets; </w:t>
-      </w:r>
-      <w:r>
-        <w:t xml:space="preserve">add baking powder, sugar and salt </w:t>
-      </w:r>
-      <w:r>
-        <w:t xml:space="preserve">and </w:t>
-      </w:r>
-      <w:r>
-        <w:t xml:space="preserve">mix </w:t>
-      </w:r>
-      <w:r>
-        <w:t xml:space="preserve">thoroughly. </w:t>
+        <w:t xml:space="preserve">After powder, mixture sugar sets; add baking powder, sugar and salt and mix thoroughly. </w:t>
       </w:r>
     </w:p>
     <w:p>
@@ -677,15 +551,7 @@
         <w:t xml:space="preserve"> and add 1</w:t>
       </w:r>
       <w:r>
-        <w:t xml:space="preserve"> tablespoon of oil to each </w:t>
-      </w:r>
-      <w:proofErr w:type="spellStart"/>
-      <w:r>
-        <w:t>mould</w:t>
-      </w:r>
-      <w:proofErr w:type="spellEnd"/>
-      <w:r>
-        <w:t xml:space="preserve"> and heat. </w:t>
+        <w:t xml:space="preserve"> tablespoon of oil to each mould and heat. </w:t>
       </w:r>
     </w:p>
     <w:p>
@@ -696,15 +562,7 @@
         </w:numPr>
       </w:pPr>
       <w:r>
-        <w:t xml:space="preserve">When oil is hot, use a ladle and pour 1 serving into each pan </w:t>
-      </w:r>
-      <w:proofErr w:type="spellStart"/>
-      <w:r>
-        <w:t>mould</w:t>
-      </w:r>
-      <w:proofErr w:type="spellEnd"/>
-      <w:r>
-        <w:t xml:space="preserve"> and let it fry on minutes medium or until heat. </w:t>
+        <w:t xml:space="preserve">When oil is hot, use a ladle and pour 1 serving into each pan mould and let it fry on minutes medium or until heat. </w:t>
       </w:r>
       <w:r>
         <w:t xml:space="preserve">Fry for 2½ minutes or until </w:t>
@@ -728,53 +586,12 @@
           <w:bCs/>
         </w:rPr>
       </w:pPr>
-      <w:proofErr w:type="spellStart"/>
-      <w:r>
-        <w:rPr>
-          <w:b/>
-          <w:bCs/>
-        </w:rPr>
-        <w:t>Efere</w:t>
-      </w:r>
-      <w:proofErr w:type="spellEnd"/>
-      <w:r>
-        <w:rPr>
-          <w:b/>
-          <w:bCs/>
-        </w:rPr>
-        <w:t xml:space="preserve"> </w:t>
-      </w:r>
-      <w:proofErr w:type="spellStart"/>
-      <w:r>
-        <w:rPr>
-          <w:b/>
-          <w:bCs/>
-        </w:rPr>
-        <w:t>Afang</w:t>
-      </w:r>
-      <w:proofErr w:type="spellEnd"/>
-      <w:r>
-        <w:rPr>
-          <w:b/>
-          <w:bCs/>
-        </w:rPr>
-        <w:t xml:space="preserve"> (</w:t>
-      </w:r>
-      <w:proofErr w:type="spellStart"/>
-      <w:r>
-        <w:rPr>
-          <w:b/>
-          <w:bCs/>
-        </w:rPr>
-        <w:t>Afang</w:t>
-      </w:r>
-      <w:proofErr w:type="spellEnd"/>
-      <w:r>
-        <w:rPr>
-          <w:b/>
-          <w:bCs/>
-        </w:rPr>
-        <w:t xml:space="preserve"> soup)</w:t>
+      <w:r>
+        <w:rPr>
+          <w:b/>
+          <w:bCs/>
+        </w:rPr>
+        <w:t>Efere Afang (Afang soup)</w:t>
       </w:r>
     </w:p>
     <w:p>
@@ -794,26 +611,12 @@
     </w:p>
     <w:p>
       <w:r>
-        <w:t>1</w:t>
-      </w:r>
-      <w:r>
-        <w:t xml:space="preserve"> </w:t>
-      </w:r>
-      <w:r>
-        <w:t xml:space="preserve">large bunch of leaves, sliced and pounded or ground </w:t>
-      </w:r>
-    </w:p>
-    <w:p>
-      <w:r>
-        <w:t xml:space="preserve">2 small bunches of </w:t>
-      </w:r>
-      <w:proofErr w:type="gramStart"/>
-      <w:r>
-        <w:t>waterleaf</w:t>
-      </w:r>
-      <w:proofErr w:type="gramEnd"/>
-      <w:r>
-        <w:t xml:space="preserve"> sliced finely </w:t>
+        <w:t xml:space="preserve">1 large bunch of leaves, sliced and pounded or ground </w:t>
+      </w:r>
+    </w:p>
+    <w:p>
+      <w:r>
+        <w:t xml:space="preserve">2 small bunches of waterleaf sliced finely </w:t>
       </w:r>
     </w:p>
     <w:p>
@@ -822,13 +625,8 @@
       </w:r>
     </w:p>
     <w:p>
-      <w:proofErr w:type="spellStart"/>
-      <w:r>
-        <w:t>Shaki</w:t>
-      </w:r>
-      <w:proofErr w:type="spellEnd"/>
-      <w:r>
-        <w:t xml:space="preserve"> (beef tripe) </w:t>
+      <w:r>
+        <w:t xml:space="preserve">Shaki (beef tripe) </w:t>
       </w:r>
     </w:p>
     <w:p>
@@ -838,25 +636,12 @@
     </w:p>
     <w:p>
       <w:r>
-        <w:t>Stockfish Cowskin (</w:t>
-      </w:r>
-      <w:proofErr w:type="spellStart"/>
-      <w:r>
-        <w:t>ponmo</w:t>
-      </w:r>
-      <w:proofErr w:type="spellEnd"/>
-      <w:r>
-        <w:t xml:space="preserve">) </w:t>
-      </w:r>
-    </w:p>
-    <w:p>
-      <w:proofErr w:type="spellStart"/>
-      <w:r>
-        <w:t>Dryfish</w:t>
-      </w:r>
-      <w:proofErr w:type="spellEnd"/>
-      <w:r>
-        <w:t xml:space="preserve"> 1cup of periwinkles (shelled or unshelled) </w:t>
+        <w:t xml:space="preserve">Stockfish Cowskin (ponmo) </w:t>
+      </w:r>
+    </w:p>
+    <w:p>
+      <w:r>
+        <w:t xml:space="preserve">Dryfish 1cup of periwinkles (shelled or unshelled) </w:t>
       </w:r>
     </w:p>
     <w:p>
@@ -871,13 +656,7 @@
     </w:p>
     <w:p>
       <w:r>
-        <w:t>1</w:t>
-      </w:r>
-      <w:r>
-        <w:t xml:space="preserve"> </w:t>
-      </w:r>
-      <w:r>
-        <w:t xml:space="preserve">onion </w:t>
+        <w:t xml:space="preserve">1 onion </w:t>
       </w:r>
     </w:p>
     <w:p>
@@ -887,13 +666,7 @@
     </w:p>
     <w:p>
       <w:r>
-        <w:t>1</w:t>
-      </w:r>
-      <w:r>
-        <w:t xml:space="preserve"> </w:t>
-      </w:r>
-      <w:r>
-        <w:t xml:space="preserve">leveled tsp ground dry yellow pepper </w:t>
+        <w:t xml:space="preserve">1 leveled tsp ground dry yellow pepper </w:t>
       </w:r>
     </w:p>
     <w:p>
@@ -922,79 +695,17 @@
     </w:p>
     <w:p>
       <w:r>
-        <w:t>1.</w:t>
-      </w:r>
-      <w:r>
-        <w:t xml:space="preserve"> Wash goat meat, (or your meat of choice) cow skin, stockfish and put in a pot. Add salt, pepper, sliced onions and 2 cubes of seasoning. Stir and put to boil. Don’t add water. Allow the meat to cook in its own juice for enhanced flavor. When the stock is almost dried up, add a cup of water and continue cooking till the meat are tender. Add the </w:t>
-      </w:r>
-      <w:proofErr w:type="spellStart"/>
-      <w:r>
-        <w:t>dryfish</w:t>
-      </w:r>
-      <w:proofErr w:type="spellEnd"/>
-      <w:r>
-        <w:t xml:space="preserve"> and cook for another 2 minutes. </w:t>
-      </w:r>
-    </w:p>
-    <w:p>
-      <w:r>
-        <w:t xml:space="preserve">2. Add and palm oil, diced yellow and red pepper, salt seasoning cubes to the boiling meat. Add crayfish and the waterleaf, stir and allow to steam for about 5 minutes. Add your </w:t>
-      </w:r>
-      <w:proofErr w:type="spellStart"/>
-      <w:r>
-        <w:t>afang</w:t>
-      </w:r>
-      <w:proofErr w:type="spellEnd"/>
-      <w:r>
-        <w:t xml:space="preserve"> and stir. Turn off the heat. You </w:t>
-      </w:r>
-      <w:proofErr w:type="spellStart"/>
-      <w:r>
-        <w:t>dont</w:t>
-      </w:r>
-      <w:proofErr w:type="spellEnd"/>
-      <w:r>
-        <w:t xml:space="preserve"> want to overcook the vegetables so that they stay fresh and green. Mind you, residual heat continues to cook the soup for a few minutes. </w:t>
-      </w:r>
-    </w:p>
-    <w:p>
-      <w:r>
-        <w:t xml:space="preserve">3. </w:t>
-      </w:r>
-      <w:r>
-        <w:t xml:space="preserve">Stir again and your </w:t>
-      </w:r>
-      <w:proofErr w:type="spellStart"/>
-      <w:r>
-        <w:t>afang</w:t>
-      </w:r>
-      <w:proofErr w:type="spellEnd"/>
-      <w:r>
-        <w:t xml:space="preserve"> soup is ready. Serve with your swallow of choice </w:t>
-      </w:r>
-      <w:proofErr w:type="spellStart"/>
-      <w:r>
-        <w:t>eg.</w:t>
-      </w:r>
-      <w:proofErr w:type="spellEnd"/>
-      <w:r>
-        <w:t xml:space="preserve"> fufu, pounded yam, </w:t>
-      </w:r>
-      <w:proofErr w:type="spellStart"/>
-      <w:r>
-        <w:t>garri</w:t>
-      </w:r>
-      <w:proofErr w:type="spellEnd"/>
-      <w:r>
-        <w:t xml:space="preserve">, or </w:t>
-      </w:r>
-      <w:proofErr w:type="spellStart"/>
-      <w:r>
-        <w:t>semovita</w:t>
-      </w:r>
-      <w:proofErr w:type="spellEnd"/>
-      <w:r>
-        <w:t>.</w:t>
+        <w:t xml:space="preserve">1. Wash goat meat, (or your meat of choice) cow skin, stockfish and put in a pot. Add salt, pepper, sliced onions and 2 cubes of seasoning. Stir and put to boil. Don’t add water. Allow the meat to cook in its own juice for enhanced flavor. When the stock is almost dried up, add a cup of water and continue cooking till the meat are tender. Add the dryfish and cook for another 2 minutes. </w:t>
+      </w:r>
+    </w:p>
+    <w:p>
+      <w:r>
+        <w:t xml:space="preserve">2. Add and palm oil, diced yellow and red pepper, salt seasoning cubes to the boiling meat. Add crayfish and the waterleaf, stir and allow to steam for about 5 minutes. Add your afang and stir. Turn off the heat. You dont want to overcook the vegetables so that they stay fresh and green. Mind you, residual heat continues to cook the soup for a few minutes. </w:t>
+      </w:r>
+    </w:p>
+    <w:p>
+      <w:r>
+        <w:t>3. Stir again and your afang soup is ready. Serve with your swallow of choice eg. fufu, pounded yam, garri, or semovita.</w:t>
       </w:r>
     </w:p>
     <w:p/>
@@ -1005,53 +716,12 @@
           <w:bCs/>
         </w:rPr>
       </w:pPr>
-      <w:proofErr w:type="spellStart"/>
-      <w:r>
-        <w:rPr>
-          <w:b/>
-          <w:bCs/>
-        </w:rPr>
-        <w:t>Ubobok</w:t>
-      </w:r>
-      <w:proofErr w:type="spellEnd"/>
-      <w:r>
-        <w:rPr>
-          <w:b/>
-          <w:bCs/>
-        </w:rPr>
-        <w:t xml:space="preserve"> or </w:t>
-      </w:r>
-      <w:proofErr w:type="spellStart"/>
-      <w:r>
-        <w:rPr>
-          <w:b/>
-          <w:bCs/>
-        </w:rPr>
-        <w:t>Iwuk</w:t>
-      </w:r>
-      <w:proofErr w:type="spellEnd"/>
-      <w:r>
-        <w:rPr>
-          <w:b/>
-          <w:bCs/>
-        </w:rPr>
-        <w:t xml:space="preserve"> </w:t>
-      </w:r>
-      <w:proofErr w:type="spellStart"/>
-      <w:r>
-        <w:rPr>
-          <w:b/>
-          <w:bCs/>
-        </w:rPr>
-        <w:t>Ukom</w:t>
-      </w:r>
-      <w:proofErr w:type="spellEnd"/>
-      <w:r>
-        <w:rPr>
-          <w:b/>
-          <w:bCs/>
-        </w:rPr>
-        <w:t xml:space="preserve"> (Plantain pottage)</w:t>
+      <w:r>
+        <w:rPr>
+          <w:b/>
+          <w:bCs/>
+        </w:rPr>
+        <w:t>Ubobok or Iwuk Ukom (Plantain pottage)</w:t>
       </w:r>
     </w:p>
     <w:p>
@@ -1071,43 +741,22 @@
     </w:p>
     <w:p>
       <w:r>
-        <w:t xml:space="preserve">5 </w:t>
-      </w:r>
-      <w:r>
-        <w:t xml:space="preserve">fingers of unripe plantain </w:t>
-      </w:r>
-    </w:p>
-    <w:p>
-      <w:r>
-        <w:t>1</w:t>
-      </w:r>
-      <w:r>
-        <w:t xml:space="preserve"> </w:t>
-      </w:r>
-      <w:r>
-        <w:t xml:space="preserve">big dry fish </w:t>
-      </w:r>
-    </w:p>
-    <w:p>
-      <w:r>
-        <w:t>2</w:t>
-      </w:r>
-      <w:r>
-        <w:t xml:space="preserve"> </w:t>
-      </w:r>
-      <w:r>
-        <w:t xml:space="preserve">tbsp ground crayfish </w:t>
-      </w:r>
-    </w:p>
-    <w:p>
-      <w:r>
-        <w:t>1</w:t>
-      </w:r>
-      <w:r>
-        <w:t xml:space="preserve"> </w:t>
-      </w:r>
-      <w:r>
-        <w:t xml:space="preserve">onion </w:t>
+        <w:t xml:space="preserve">5 fingers of unripe plantain </w:t>
+      </w:r>
+    </w:p>
+    <w:p>
+      <w:r>
+        <w:t xml:space="preserve">1 big dry fish </w:t>
+      </w:r>
+    </w:p>
+    <w:p>
+      <w:r>
+        <w:t xml:space="preserve">2 tbsp ground crayfish </w:t>
+      </w:r>
+    </w:p>
+    <w:p>
+      <w:r>
+        <w:t xml:space="preserve">1 onion </w:t>
       </w:r>
     </w:p>
     <w:p>
@@ -1122,23 +771,15 @@
     </w:p>
     <w:p>
       <w:r>
-        <w:t xml:space="preserve">3 </w:t>
-      </w:r>
-      <w:r>
-        <w:t xml:space="preserve">stock cubes </w:t>
+        <w:t xml:space="preserve">3 stock cubes </w:t>
       </w:r>
     </w:p>
     <w:p>
       <w:r>
         <w:t xml:space="preserve">Pumpkin leaves or </w:t>
       </w:r>
-      <w:proofErr w:type="spellStart"/>
-      <w:r>
-        <w:t>ntong</w:t>
-      </w:r>
-      <w:proofErr w:type="spellEnd"/>
-      <w:r>
-        <w:t xml:space="preserve"> (</w:t>
+      <w:r>
+        <w:t>ntong (</w:t>
       </w:r>
       <w:r>
         <w:t>scent</w:t>
@@ -1179,13 +820,7 @@
         </w:numPr>
       </w:pPr>
       <w:r>
-        <w:t>Wash the plantains. With a sharp knife, slice the plantain skin open by making a vertical cut along one side. Remove the plantain from the skin This and cut into small cubes into the bowl of</w:t>
-      </w:r>
-      <w:r>
-        <w:t xml:space="preserve"> water. This is to prevent the plantains from </w:t>
-      </w:r>
-      <w:r>
-        <w:t xml:space="preserve">turning black. After cutting, put the plantains in a pot and add water enough to barely cover the plantains. If the water is too much the pottage will be watery. </w:t>
+        <w:t xml:space="preserve">Wash the plantains. With a sharp knife, slice the plantain skin open by making a vertical cut along one side. Remove the plantain from the skin This and cut into small cubes into the bowl of water. This is to prevent the plantains from turning black. After cutting, put the plantains in a pot and add water enough to barely cover the plantains. If the water is too much the pottage will be watery. </w:t>
       </w:r>
     </w:p>
     <w:p>
@@ -1225,15 +860,7 @@
         <w:t>i.e.,</w:t>
       </w:r>
       <w:r>
-        <w:t xml:space="preserve"> pumpkin or </w:t>
-      </w:r>
-      <w:proofErr w:type="spellStart"/>
-      <w:r>
-        <w:t>ntong</w:t>
-      </w:r>
-      <w:proofErr w:type="spellEnd"/>
-      <w:r>
-        <w:t xml:space="preserve"> or both. Stir and cook for about 5 minutes and the pottage is ready.</w:t>
+        <w:t xml:space="preserve"> pumpkin or ntong or both. Stir and cook for about 5 minutes and the pottage is ready.</w:t>
       </w:r>
     </w:p>
     <w:p/>
@@ -1244,69 +871,12 @@
           <w:bCs/>
         </w:rPr>
       </w:pPr>
-      <w:proofErr w:type="spellStart"/>
-      <w:r>
-        <w:rPr>
-          <w:b/>
-          <w:bCs/>
-        </w:rPr>
-        <w:t>Ufobo</w:t>
-      </w:r>
-      <w:proofErr w:type="spellEnd"/>
-      <w:r>
-        <w:rPr>
-          <w:b/>
-          <w:bCs/>
-        </w:rPr>
-        <w:t xml:space="preserve"> </w:t>
-      </w:r>
-      <w:proofErr w:type="spellStart"/>
-      <w:r>
-        <w:rPr>
-          <w:b/>
-          <w:bCs/>
-        </w:rPr>
-        <w:t>Mmong</w:t>
-      </w:r>
-      <w:proofErr w:type="spellEnd"/>
-      <w:r>
-        <w:rPr>
-          <w:b/>
-          <w:bCs/>
-        </w:rPr>
-        <w:t xml:space="preserve"> Bia or </w:t>
-      </w:r>
-      <w:proofErr w:type="spellStart"/>
-      <w:r>
-        <w:rPr>
-          <w:b/>
-          <w:bCs/>
-        </w:rPr>
-        <w:t>Ukom</w:t>
-      </w:r>
-      <w:proofErr w:type="spellEnd"/>
-      <w:r>
-        <w:rPr>
-          <w:b/>
-          <w:bCs/>
-        </w:rPr>
-        <w:t xml:space="preserve"> (Yam or Plantain </w:t>
-      </w:r>
-      <w:proofErr w:type="spellStart"/>
-      <w:r>
-        <w:rPr>
-          <w:b/>
-          <w:bCs/>
-        </w:rPr>
-        <w:t>Peppersoup</w:t>
-      </w:r>
-      <w:proofErr w:type="spellEnd"/>
-      <w:r>
-        <w:rPr>
-          <w:b/>
-          <w:bCs/>
-        </w:rPr>
-        <w:t>)</w:t>
+      <w:r>
+        <w:rPr>
+          <w:b/>
+          <w:bCs/>
+        </w:rPr>
+        <w:t>Ufobo Mmong Bia or Ukom (Yam or Plantain Peppersoup)</w:t>
       </w:r>
     </w:p>
     <w:p>
@@ -1326,10 +896,7 @@
     </w:p>
     <w:p>
       <w:r>
-        <w:t xml:space="preserve">1 </w:t>
-      </w:r>
-      <w:r>
-        <w:t xml:space="preserve">medium sized yam tuber or 4 fingers slightly ripe plantain </w:t>
+        <w:t xml:space="preserve">1 medium sized yam tuber or 4 fingers slightly ripe plantain </w:t>
       </w:r>
     </w:p>
     <w:p>
@@ -1339,13 +906,7 @@
     </w:p>
     <w:p>
       <w:r>
-        <w:t>1</w:t>
-      </w:r>
-      <w:r>
-        <w:t xml:space="preserve"> </w:t>
-      </w:r>
-      <w:r>
-        <w:t xml:space="preserve">onion </w:t>
+        <w:t xml:space="preserve">1 onion </w:t>
       </w:r>
     </w:p>
     <w:p>
@@ -1379,13 +940,8 @@
       </w:r>
     </w:p>
     <w:p>
-      <w:proofErr w:type="spellStart"/>
-      <w:r>
-        <w:t>Ntong</w:t>
-      </w:r>
-      <w:proofErr w:type="spellEnd"/>
-      <w:r>
-        <w:t xml:space="preserve"> (scent) leaves </w:t>
+      <w:r>
+        <w:t xml:space="preserve">Ntong (scent) leaves </w:t>
       </w:r>
     </w:p>
     <w:p>
@@ -1429,46 +985,11 @@
         </w:numPr>
       </w:pPr>
       <w:r>
-        <w:t>W</w:t>
-      </w:r>
-      <w:r>
-        <w:t xml:space="preserve">ash the goat meat </w:t>
-      </w:r>
-      <w:proofErr w:type="spellStart"/>
-      <w:r>
-        <w:t>throughly</w:t>
-      </w:r>
-      <w:proofErr w:type="spellEnd"/>
-      <w:r>
-        <w:t xml:space="preserve"> and put in a pot to boil. Blend the onion and fresh pepper together and add to the boiling meat. Add 2 stock cubes and salt. Allow the meat to start cooking in its own juices. This is to allow the absorption of </w:t>
-      </w:r>
-      <w:proofErr w:type="spellStart"/>
-      <w:r>
-        <w:t>flavours</w:t>
-      </w:r>
-      <w:proofErr w:type="spellEnd"/>
-      <w:r>
-        <w:t xml:space="preserve"> into the meat before adding </w:t>
+        <w:t xml:space="preserve">Wash the goat meat throughly and put in a pot to boil. Blend the onion and fresh pepper together and add to the boiling meat. Add 2 stock cubes and salt. Allow the meat to start cooking in its own juices. This is to allow the absorption of flavours into the meat before adding </w:t>
       </w:r>
       <w:r>
         <w:lastRenderedPageBreak/>
-        <w:t xml:space="preserve">water. Add more water when the stock reduces. Allow to cook for about 20 minutes or till tender. Add some dry yellow pepper for </w:t>
-      </w:r>
-      <w:proofErr w:type="spellStart"/>
-      <w:r>
-        <w:t>flavour</w:t>
-      </w:r>
-      <w:proofErr w:type="spellEnd"/>
-      <w:r>
-        <w:t xml:space="preserve">, </w:t>
-      </w:r>
-      <w:proofErr w:type="spellStart"/>
-      <w:r>
-        <w:t>peppersoup</w:t>
-      </w:r>
-      <w:proofErr w:type="spellEnd"/>
-      <w:r>
-        <w:t xml:space="preserve"> spices and an additional stock cube.</w:t>
+        <w:t>water. Add more water when the stock reduces. Allow to cook for about 20 minutes or till tender. Add some dry yellow pepper for flavour, peppersoup spices and an additional stock cube.</w:t>
       </w:r>
     </w:p>
     <w:p>
@@ -1490,39 +1011,7 @@
         </w:numPr>
       </w:pPr>
       <w:r>
-        <w:t xml:space="preserve">Add sliced </w:t>
-      </w:r>
-      <w:proofErr w:type="spellStart"/>
-      <w:r>
-        <w:t>ntong</w:t>
-      </w:r>
-      <w:proofErr w:type="spellEnd"/>
-      <w:r>
-        <w:t xml:space="preserve"> and taste for salt. Adjust accordingly. Continue cooking for about 3 minutes and your </w:t>
-      </w:r>
-      <w:proofErr w:type="spellStart"/>
-      <w:r>
-        <w:t>ufobo</w:t>
-      </w:r>
-      <w:proofErr w:type="spellEnd"/>
-      <w:r>
-        <w:t xml:space="preserve"> </w:t>
-      </w:r>
-      <w:proofErr w:type="spellStart"/>
-      <w:r>
-        <w:t>mmong</w:t>
-      </w:r>
-      <w:proofErr w:type="spellEnd"/>
-      <w:r>
-        <w:t xml:space="preserve"> </w:t>
-      </w:r>
-      <w:proofErr w:type="spellStart"/>
-      <w:r>
-        <w:t>bia</w:t>
-      </w:r>
-      <w:proofErr w:type="spellEnd"/>
-      <w:r>
-        <w:t xml:space="preserve"> is ready.</w:t>
+        <w:t>Add sliced ntong and taste for salt. Adjust accordingly. Continue cooking for about 3 minutes and your ufobo mmong bia is ready.</w:t>
       </w:r>
     </w:p>
     <w:p/>
@@ -1533,37 +1022,12 @@
           <w:bCs/>
         </w:rPr>
       </w:pPr>
-      <w:proofErr w:type="spellStart"/>
-      <w:r>
-        <w:rPr>
-          <w:b/>
-          <w:bCs/>
-        </w:rPr>
-        <w:t>Edita</w:t>
-      </w:r>
-      <w:proofErr w:type="spellEnd"/>
-      <w:r>
-        <w:rPr>
-          <w:b/>
-          <w:bCs/>
-        </w:rPr>
-        <w:t xml:space="preserve"> </w:t>
-      </w:r>
-      <w:proofErr w:type="spellStart"/>
-      <w:r>
-        <w:rPr>
-          <w:b/>
-          <w:bCs/>
-        </w:rPr>
-        <w:t>Iwa</w:t>
-      </w:r>
-      <w:proofErr w:type="spellEnd"/>
-      <w:r>
-        <w:rPr>
-          <w:b/>
-          <w:bCs/>
-        </w:rPr>
-        <w:t xml:space="preserve"> (sliced tapioca)</w:t>
+      <w:r>
+        <w:rPr>
+          <w:b/>
+          <w:bCs/>
+        </w:rPr>
+        <w:t>Edita Iwa (sliced tapioca)</w:t>
       </w:r>
     </w:p>
     <w:p>
@@ -1609,10 +1073,7 @@
         </w:numPr>
       </w:pPr>
       <w:r>
-        <w:t>P</w:t>
-      </w:r>
-      <w:r>
-        <w:t xml:space="preserve">eel the cassava and wash. Boil till it is cooked but firm. Remove from boiling water into cool water. </w:t>
+        <w:t xml:space="preserve">Peel the cassava and wash. Boil till it is cooked but firm. Remove from boiling water into cool water. </w:t>
       </w:r>
     </w:p>
     <w:p>
@@ -1634,53 +1095,24 @@
         </w:numPr>
       </w:pPr>
       <w:r>
-        <w:t xml:space="preserve">Soak the cut cassava in cool water and leave to stand, </w:t>
-      </w:r>
-      <w:r>
-        <w:t>preferably</w:t>
-      </w:r>
-      <w:r>
-        <w:t xml:space="preserve"> for several hours or </w:t>
-      </w:r>
-      <w:r>
-        <w:t>overnight</w:t>
-      </w:r>
-      <w:r>
-        <w:t xml:space="preserve">. Strain and rinse the cassava and the </w:t>
-      </w:r>
-      <w:proofErr w:type="spellStart"/>
-      <w:r>
-        <w:t>Edita</w:t>
-      </w:r>
-      <w:proofErr w:type="spellEnd"/>
-      <w:r>
-        <w:t xml:space="preserve"> </w:t>
-      </w:r>
-      <w:proofErr w:type="spellStart"/>
-      <w:r>
-        <w:t>Iwa</w:t>
-      </w:r>
-      <w:proofErr w:type="spellEnd"/>
-      <w:r>
-        <w:t xml:space="preserve"> is ready to be eaten.</w:t>
-      </w:r>
-    </w:p>
-    <w:p>
-      <w:pPr>
-        <w:rPr>
-          <w:b/>
-          <w:bCs/>
-        </w:rPr>
-      </w:pPr>
-    </w:p>
-    <w:p>
-      <w:pPr>
-        <w:rPr>
-          <w:b/>
-          <w:bCs/>
-        </w:rPr>
-      </w:pPr>
-      <w:proofErr w:type="spellStart"/>
+        <w:t>Soak the cut cassava in cool water and leave to stand, preferably for several hours or overnight. Strain and rinse the cassava and the Edita Iwa is ready to be eaten.</w:t>
+      </w:r>
+    </w:p>
+    <w:p>
+      <w:pPr>
+        <w:rPr>
+          <w:b/>
+          <w:bCs/>
+        </w:rPr>
+      </w:pPr>
+    </w:p>
+    <w:p>
+      <w:pPr>
+        <w:rPr>
+          <w:b/>
+          <w:bCs/>
+        </w:rPr>
+      </w:pPr>
       <w:r>
         <w:rPr>
           <w:b/>
@@ -1688,7 +1120,6 @@
         </w:rPr>
         <w:t>Akara</w:t>
       </w:r>
-      <w:proofErr w:type="spellEnd"/>
     </w:p>
     <w:p>
       <w:pPr>
@@ -1707,35 +1138,17 @@
     </w:p>
     <w:p>
       <w:r>
-        <w:t>2 cups black eyed peas or honey beans</w:t>
-      </w:r>
-      <w:r>
-        <w:t xml:space="preserve"> (</w:t>
-      </w:r>
-      <w:r>
-        <w:t>cleaned, soaked and skin peeled for (1 -2hrs)</w:t>
-      </w:r>
-    </w:p>
-    <w:p>
-      <w:r>
-        <w:t>1</w:t>
-      </w:r>
-      <w:r>
-        <w:t xml:space="preserve"> </w:t>
-      </w:r>
-      <w:r>
-        <w:t xml:space="preserve">habanero pepper </w:t>
-      </w:r>
-    </w:p>
-    <w:p>
-      <w:r>
-        <w:t>1</w:t>
-      </w:r>
-      <w:r>
-        <w:t xml:space="preserve"> </w:t>
-      </w:r>
-      <w:r>
-        <w:t xml:space="preserve">large onion </w:t>
+        <w:t>2 cups black eyed peas or honey beans (cleaned, soaked and skin peeled for (1 -2hrs)</w:t>
+      </w:r>
+    </w:p>
+    <w:p>
+      <w:r>
+        <w:t xml:space="preserve">1 habanero pepper </w:t>
+      </w:r>
+    </w:p>
+    <w:p>
+      <w:r>
+        <w:t xml:space="preserve">1 large onion </w:t>
       </w:r>
     </w:p>
     <w:p>
@@ -1796,19 +1209,7 @@
         </w:numPr>
       </w:pPr>
       <w:r>
-        <w:t>Transfer the batter into the bowl of a stand mixer,</w:t>
-      </w:r>
-      <w:r>
-        <w:t xml:space="preserve"> </w:t>
-      </w:r>
-      <w:r>
-        <w:t>add salt, then whisk for about 6 minutes to</w:t>
-      </w:r>
-      <w:r>
-        <w:t xml:space="preserve"> </w:t>
-      </w:r>
-      <w:r>
-        <w:t xml:space="preserve">incorporate air into the mixture. </w:t>
+        <w:t xml:space="preserve">Transfer the batter into the bowl of a stand mixer, add salt, then whisk for about 6 minutes to incorporate air into the mixture. </w:t>
       </w:r>
     </w:p>
     <w:p>
@@ -1830,23 +1231,7 @@
         </w:numPr>
       </w:pPr>
       <w:r>
-        <w:t xml:space="preserve">Fry until golden brown. Remember to flip the </w:t>
-      </w:r>
-      <w:proofErr w:type="spellStart"/>
-      <w:r>
-        <w:t>akara</w:t>
-      </w:r>
-      <w:proofErr w:type="spellEnd"/>
-      <w:r>
-        <w:t xml:space="preserve"> to ensure that the </w:t>
-      </w:r>
-      <w:proofErr w:type="spellStart"/>
-      <w:r>
-        <w:t>akara</w:t>
-      </w:r>
-      <w:proofErr w:type="spellEnd"/>
-      <w:r>
-        <w:t xml:space="preserve"> balls are evenly brown</w:t>
+        <w:t>Fry until golden brown. Remember to flip the akara to ensure that the akara balls are evenly brown</w:t>
       </w:r>
       <w:r>
         <w:t>.</w:t>
@@ -1878,7 +1263,6 @@
           <w:bCs/>
         </w:rPr>
       </w:pPr>
-      <w:proofErr w:type="spellStart"/>
       <w:r>
         <w:rPr>
           <w:b/>
@@ -1886,7 +1270,6 @@
         </w:rPr>
         <w:t>Moin-Moin</w:t>
       </w:r>
-      <w:proofErr w:type="spellEnd"/>
     </w:p>
     <w:p>
       <w:pPr>
@@ -1905,18 +1288,12 @@
     </w:p>
     <w:p>
       <w:r>
-        <w:t>6</w:t>
-      </w:r>
-      <w:r>
-        <w:t xml:space="preserve"> cups washed beans </w:t>
-      </w:r>
-    </w:p>
-    <w:p>
-      <w:r>
-        <w:t xml:space="preserve">½ </w:t>
-      </w:r>
-      <w:r>
-        <w:t xml:space="preserve">cup vegetable oil </w:t>
+        <w:t xml:space="preserve">6 cups washed beans </w:t>
+      </w:r>
+    </w:p>
+    <w:p>
+      <w:r>
+        <w:t xml:space="preserve">½ cup vegetable oil </w:t>
       </w:r>
     </w:p>
     <w:p>
@@ -1926,13 +1303,7 @@
     </w:p>
     <w:p>
       <w:r>
-        <w:t>1</w:t>
-      </w:r>
-      <w:r>
-        <w:t xml:space="preserve"> </w:t>
-      </w:r>
-      <w:r>
-        <w:t xml:space="preserve">cup palm oil </w:t>
+        <w:t xml:space="preserve">1 cup palm oil </w:t>
       </w:r>
     </w:p>
     <w:p>
@@ -1942,53 +1313,27 @@
     </w:p>
     <w:p>
       <w:r>
-        <w:t xml:space="preserve">6 </w:t>
-      </w:r>
-      <w:r>
-        <w:t xml:space="preserve">round peppers (scotch bonnet) </w:t>
-      </w:r>
-    </w:p>
-    <w:p>
-      <w:r>
-        <w:t xml:space="preserve">2 </w:t>
-      </w:r>
-      <w:r>
-        <w:t xml:space="preserve">large onions </w:t>
-      </w:r>
-    </w:p>
-    <w:p>
-      <w:r>
-        <w:t xml:space="preserve">6 </w:t>
-      </w:r>
-      <w:r>
-        <w:t xml:space="preserve">medium tomatoes </w:t>
-      </w:r>
-    </w:p>
-    <w:p>
-      <w:r>
-        <w:t xml:space="preserve">8 </w:t>
-      </w:r>
-      <w:r>
-        <w:t xml:space="preserve">cups dried white corn </w:t>
-      </w:r>
-    </w:p>
-    <w:p>
-      <w:r>
-        <w:t>1</w:t>
-      </w:r>
-      <w:r>
-        <w:t xml:space="preserve"> </w:t>
-      </w:r>
-      <w:r>
-        <w:t>roll of wide leaves (</w:t>
-      </w:r>
-      <w:proofErr w:type="spellStart"/>
-      <w:r>
-        <w:t>moin-moin</w:t>
-      </w:r>
-      <w:proofErr w:type="spellEnd"/>
-      <w:r>
-        <w:t xml:space="preserve"> leaves)</w:t>
+        <w:t xml:space="preserve">6 round peppers (scotch bonnet) </w:t>
+      </w:r>
+    </w:p>
+    <w:p>
+      <w:r>
+        <w:t xml:space="preserve">2 large onions </w:t>
+      </w:r>
+    </w:p>
+    <w:p>
+      <w:r>
+        <w:t xml:space="preserve">6 medium tomatoes </w:t>
+      </w:r>
+    </w:p>
+    <w:p>
+      <w:r>
+        <w:t xml:space="preserve">8 cups dried white corn </w:t>
+      </w:r>
+    </w:p>
+    <w:p>
+      <w:r>
+        <w:t>1 roll of wide leaves (moin-moin leaves)</w:t>
       </w:r>
     </w:p>
     <w:p>
@@ -2036,13 +1381,7 @@
         </w:numPr>
       </w:pPr>
       <w:r>
-        <w:t xml:space="preserve">Add vegetable oil and seasoning and cook in small </w:t>
-      </w:r>
-      <w:r>
-        <w:t xml:space="preserve">containers (aluminum tins or </w:t>
-      </w:r>
-      <w:r>
-        <w:t>leaves).</w:t>
+        <w:t>Add vegetable oil and seasoning and cook in small containers (aluminum tins or leaves).</w:t>
       </w:r>
     </w:p>
     <w:p>
@@ -2087,15 +1426,7 @@
         </w:numPr>
       </w:pPr>
       <w:r>
-        <w:t xml:space="preserve">Empty each container of </w:t>
-      </w:r>
-      <w:proofErr w:type="spellStart"/>
-      <w:r>
-        <w:t>moin-moin</w:t>
-      </w:r>
-      <w:proofErr w:type="spellEnd"/>
-      <w:r>
-        <w:t xml:space="preserve"> into a dish and serve the palm oil stew directly on top.</w:t>
+        <w:t>Empty each container of moin-moin into a dish and serve the palm oil stew directly on top.</w:t>
       </w:r>
     </w:p>
     <w:p>
@@ -2106,15 +1437,7 @@
         </w:numPr>
       </w:pPr>
       <w:r>
-        <w:t xml:space="preserve">Mash or eat </w:t>
-      </w:r>
-      <w:proofErr w:type="spellStart"/>
-      <w:r>
-        <w:t>moin-moin</w:t>
-      </w:r>
-      <w:proofErr w:type="spellEnd"/>
-      <w:r>
-        <w:t xml:space="preserve"> with palm oil. </w:t>
+        <w:t xml:space="preserve">Mash or eat moin-moin with palm oil. </w:t>
       </w:r>
     </w:p>
     <w:p>
@@ -2125,16 +1448,8 @@
         </w:numPr>
       </w:pPr>
       <w:r>
-        <w:t xml:space="preserve">Enjoy </w:t>
-      </w:r>
-      <w:r>
-        <w:t xml:space="preserve">with bread or pap or </w:t>
-      </w:r>
-      <w:proofErr w:type="spellStart"/>
-      <w:r>
-        <w:t>agidi</w:t>
-      </w:r>
-      <w:proofErr w:type="spellEnd"/>
+        <w:t>Enjoy with bread or pap or agidi</w:t>
+      </w:r>
     </w:p>
     <w:p/>
     <w:p>
@@ -2174,32 +1489,12 @@
     </w:p>
     <w:p>
       <w:r>
-        <w:t>1</w:t>
-      </w:r>
-      <w:r>
-        <w:t xml:space="preserve"> </w:t>
-      </w:r>
-      <w:r>
-        <w:t xml:space="preserve">cup cassava or wheat flour </w:t>
-      </w:r>
-    </w:p>
-    <w:p>
-      <w:r>
-        <w:t>2</w:t>
-      </w:r>
-      <w:r>
-        <w:t xml:space="preserve"> </w:t>
-      </w:r>
-      <w:r>
-        <w:t xml:space="preserve">tsp baking soda or 1tsp of </w:t>
-      </w:r>
-      <w:proofErr w:type="spellStart"/>
-      <w:r>
-        <w:t>kuka</w:t>
-      </w:r>
-      <w:proofErr w:type="spellEnd"/>
-      <w:r>
-        <w:t xml:space="preserve"> (baobab) powder </w:t>
+        <w:t xml:space="preserve">1 cup cassava or wheat flour </w:t>
+      </w:r>
+    </w:p>
+    <w:p>
+      <w:r>
+        <w:t xml:space="preserve">2 tsp baking soda or 1tsp of kuka (baobab) powder </w:t>
       </w:r>
     </w:p>
     <w:p>
@@ -2235,15 +1530,7 @@
         </w:numPr>
       </w:pPr>
       <w:r>
-        <w:t>Mix all the dry ingredients in a bowl: beans flour, cassava flour /wheat flour, baking soda/</w:t>
-      </w:r>
-      <w:proofErr w:type="spellStart"/>
-      <w:r>
-        <w:t>kuka</w:t>
-      </w:r>
-      <w:proofErr w:type="spellEnd"/>
-      <w:r>
-        <w:t xml:space="preserve"> powder). </w:t>
+        <w:t xml:space="preserve">Mix all the dry ingredients in a bowl: beans flour, cassava flour /wheat flour, baking soda/kuka powder). </w:t>
       </w:r>
     </w:p>
     <w:p>
@@ -2265,15 +1552,7 @@
         </w:numPr>
       </w:pPr>
       <w:r>
-        <w:t xml:space="preserve">Boil the water in a pot. Once the water boils, start molding </w:t>
-      </w:r>
-      <w:proofErr w:type="spellStart"/>
-      <w:r>
-        <w:t>danwake</w:t>
-      </w:r>
-      <w:proofErr w:type="spellEnd"/>
-      <w:r>
-        <w:t xml:space="preserve"> dough with fingertips. You pick up a small quantity of the dough with your fingertips, mold into a rough shape, and carefully drop into the boiling water. Repeat till the dough is finished. </w:t>
+        <w:t xml:space="preserve">Boil the water in a pot. Once the water boils, start molding danwake dough with fingertips. You pick up a small quantity of the dough with your fingertips, mold into a rough shape, and carefully drop into the boiling water. Repeat till the dough is finished. </w:t>
       </w:r>
     </w:p>
     <w:p>
@@ -2284,15 +1563,7 @@
         </w:numPr>
       </w:pPr>
       <w:r>
-        <w:t xml:space="preserve">You will notice that the lumps of </w:t>
-      </w:r>
-      <w:proofErr w:type="spellStart"/>
-      <w:r>
-        <w:t>danwake</w:t>
-      </w:r>
-      <w:proofErr w:type="spellEnd"/>
-      <w:r>
-        <w:t xml:space="preserve"> rises to the top surface of the water as soon as it heats up. Cover the pot halfway, and continue cooking in medium heat. </w:t>
+        <w:t xml:space="preserve">You will notice that the lumps of danwake rises to the top surface of the water as soon as it heats up. Cover the pot halfway, and continue cooking in medium heat. </w:t>
       </w:r>
     </w:p>
     <w:p>
@@ -2313,29 +1584,8 @@
           <w:numId w:val="7"/>
         </w:numPr>
       </w:pPr>
-      <w:proofErr w:type="gramStart"/>
-      <w:r>
-        <w:t>Usually</w:t>
-      </w:r>
-      <w:proofErr w:type="gramEnd"/>
-      <w:r>
-        <w:t xml:space="preserve"> </w:t>
-      </w:r>
-      <w:proofErr w:type="spellStart"/>
-      <w:r>
-        <w:t>danwake</w:t>
-      </w:r>
-      <w:proofErr w:type="spellEnd"/>
-      <w:r>
-        <w:t xml:space="preserve"> is served with grounded pepper (</w:t>
-      </w:r>
-      <w:proofErr w:type="spellStart"/>
-      <w:r>
-        <w:t>yaji</w:t>
-      </w:r>
-      <w:proofErr w:type="spellEnd"/>
-      <w:r>
-        <w:t>) and oil. You can also use hard boiled eggs, sliced onions, cabbage, or tomatoes.</w:t>
+      <w:r>
+        <w:t>Usually danwake is served with grounded pepper (yaji) and oil. You can also use hard boiled eggs, sliced onions, cabbage, or tomatoes.</w:t>
       </w:r>
     </w:p>
     <w:p/>
@@ -2346,7 +1596,6 @@
           <w:bCs/>
         </w:rPr>
       </w:pPr>
-      <w:proofErr w:type="spellStart"/>
       <w:r>
         <w:rPr>
           <w:b/>
@@ -2354,7 +1603,6 @@
         </w:rPr>
         <w:t>Yamarita</w:t>
       </w:r>
-      <w:proofErr w:type="spellEnd"/>
     </w:p>
     <w:p>
       <w:pPr>
@@ -2503,10 +1751,7 @@
         <w:ind w:left="360"/>
       </w:pPr>
       <w:r>
-        <w:t>1</w:t>
-      </w:r>
-      <w:r>
-        <w:t xml:space="preserve"> small or medium yam tuber </w:t>
+        <w:t xml:space="preserve">1 small or medium yam tuber </w:t>
       </w:r>
     </w:p>
     <w:p>
@@ -2514,10 +1759,7 @@
         <w:ind w:left="360"/>
       </w:pPr>
       <w:r>
-        <w:t>2</w:t>
-      </w:r>
-      <w:r>
-        <w:t xml:space="preserve">eggs </w:t>
+        <w:t xml:space="preserve">2eggs </w:t>
       </w:r>
     </w:p>
     <w:p>
@@ -2597,13 +1839,8 @@
       <w:pPr>
         <w:ind w:left="360"/>
       </w:pPr>
-      <w:proofErr w:type="spellStart"/>
-      <w:r>
-        <w:t>Chilli</w:t>
-      </w:r>
-      <w:proofErr w:type="spellEnd"/>
-      <w:r>
-        <w:t xml:space="preserve"> flakes or spices of preference</w:t>
+      <w:r>
+        <w:t>Chilli flakes or spices of preference</w:t>
       </w:r>
     </w:p>
     <w:p>
@@ -2686,15 +1923,7 @@
         </w:numPr>
       </w:pPr>
       <w:r>
-        <w:t xml:space="preserve">In one bowl, whisk onions, sardine, seasoning cubes, pepper, parsley, garlic powder, </w:t>
-      </w:r>
-      <w:proofErr w:type="spellStart"/>
-      <w:r>
-        <w:t>chilli</w:t>
-      </w:r>
-      <w:proofErr w:type="spellEnd"/>
-      <w:r>
-        <w:t xml:space="preserve"> flakes, egg yolk and other preferred spices. Mix together with the mashed yam. </w:t>
+        <w:t xml:space="preserve">In one bowl, whisk onions, sardine, seasoning cubes, pepper, parsley, garlic powder, chilli flakes, egg yolk and other preferred spices. Mix together with the mashed yam. </w:t>
       </w:r>
     </w:p>
     <w:p>
@@ -2749,31 +1978,17 @@
         </w:numPr>
       </w:pPr>
       <w:r>
-        <w:t>Eat and enjoy with a sauce or stew</w:t>
-      </w:r>
-      <w:r>
-        <w:t>.</w:t>
-      </w:r>
-    </w:p>
-    <w:p>
-      <w:r>
-        <w:t>Yam Porridge (</w:t>
-      </w:r>
-      <w:proofErr w:type="spellStart"/>
-      <w:r>
-        <w:t>Asaro</w:t>
-      </w:r>
-      <w:proofErr w:type="spellEnd"/>
-      <w:r>
-        <w:t>)</w:t>
-      </w:r>
-    </w:p>
-    <w:p>
-      <w:r>
-        <w:t>I</w:t>
-      </w:r>
-      <w:r>
-        <w:t xml:space="preserve">NGREDIENTS </w:t>
+        <w:t>Eat and enjoy with a sauce or stew.</w:t>
+      </w:r>
+    </w:p>
+    <w:p>
+      <w:r>
+        <w:t>Yam Porridge (Asaro)</w:t>
+      </w:r>
+    </w:p>
+    <w:p>
+      <w:r>
+        <w:t xml:space="preserve">INGREDIENTS </w:t>
       </w:r>
     </w:p>
     <w:p>
@@ -2783,45 +1998,13 @@
     </w:p>
     <w:p>
       <w:r>
-        <w:t>Red bell pepper (</w:t>
-      </w:r>
-      <w:proofErr w:type="spellStart"/>
-      <w:r>
-        <w:t>tatashe</w:t>
-      </w:r>
-      <w:proofErr w:type="spellEnd"/>
-      <w:r>
-        <w:t xml:space="preserve">) </w:t>
+        <w:t xml:space="preserve">Red bell pepper (tatashe) </w:t>
       </w:r>
     </w:p>
     <w:p>
       <w:r>
         <w:lastRenderedPageBreak/>
-        <w:t xml:space="preserve">Scotch bonnet </w:t>
-      </w:r>
-      <w:proofErr w:type="spellStart"/>
-      <w:r>
-        <w:t>chillies</w:t>
-      </w:r>
-      <w:proofErr w:type="spellEnd"/>
-      <w:r>
-        <w:t xml:space="preserve"> (</w:t>
-      </w:r>
-      <w:proofErr w:type="spellStart"/>
-      <w:r>
-        <w:t>ata</w:t>
-      </w:r>
-      <w:proofErr w:type="spellEnd"/>
-      <w:r>
-        <w:t xml:space="preserve"> </w:t>
-      </w:r>
-      <w:proofErr w:type="spellStart"/>
-      <w:r>
-        <w:t>rodo</w:t>
-      </w:r>
-      <w:proofErr w:type="spellEnd"/>
-      <w:r>
-        <w:t xml:space="preserve">) </w:t>
+        <w:t xml:space="preserve">Scotch bonnet chillies (ata rodo) </w:t>
       </w:r>
     </w:p>
     <w:p>
@@ -2878,13 +2061,7 @@
         </w:numPr>
       </w:pPr>
       <w:r>
-        <w:t>Place a pan on medium heat; add yam chunks, blended pepper mixture and enough water to cover it (about one cm above the yam or keep it at the same level). Add salt and bring to boil until yam is</w:t>
-      </w:r>
-      <w:r>
-        <w:t xml:space="preserve"> </w:t>
-      </w:r>
-      <w:r>
-        <w:t xml:space="preserve">almost tender. Add your stock or water to yam in between cooking if need be. </w:t>
+        <w:t xml:space="preserve">Place a pan on medium heat; add yam chunks, blended pepper mixture and enough water to cover it (about one cm above the yam or keep it at the same level). Add salt and bring to boil until yam is almost tender. Add your stock or water to yam in between cooking if need be. </w:t>
       </w:r>
     </w:p>
     <w:p>
@@ -2955,13 +2132,8 @@
     </w:p>
     <w:p/>
     <w:p>
-      <w:proofErr w:type="spellStart"/>
-      <w:r>
-        <w:t>Ojojo</w:t>
-      </w:r>
-      <w:proofErr w:type="spellEnd"/>
-      <w:r>
-        <w:t xml:space="preserve"> </w:t>
+      <w:r>
+        <w:t xml:space="preserve">Ojojo </w:t>
       </w:r>
     </w:p>
     <w:p>
@@ -3123,7 +2295,2477 @@
         </w:numPr>
       </w:pPr>
       <w:r>
-        <w:t>Enjoy</w:t>
+        <w:t>Enjoy.</w:t>
+      </w:r>
+    </w:p>
+    <w:p/>
+    <w:p/>
+    <w:p/>
+    <w:p/>
+    <w:p/>
+    <w:p/>
+    <w:p/>
+    <w:p/>
+    <w:p/>
+    <w:p>
+      <w:pPr>
+        <w:rPr>
+          <w:b/>
+          <w:bCs/>
+          <w:sz w:val="52"/>
+          <w:szCs w:val="52"/>
+        </w:rPr>
+      </w:pPr>
+      <w:r>
+        <w:rPr>
+          <w:b/>
+          <w:bCs/>
+          <w:sz w:val="52"/>
+          <w:szCs w:val="52"/>
+        </w:rPr>
+        <w:t>SOUPS</w:t>
+      </w:r>
+    </w:p>
+    <w:p>
+      <w:pPr>
+        <w:rPr>
+          <w:b/>
+          <w:bCs/>
+        </w:rPr>
+      </w:pPr>
+      <w:r>
+        <w:rPr>
+          <w:b/>
+          <w:bCs/>
+        </w:rPr>
+        <w:t>MIYAN KUKA</w:t>
+      </w:r>
+      <w:r>
+        <w:rPr>
+          <w:b/>
+          <w:bCs/>
+        </w:rPr>
+        <w:t xml:space="preserve"> </w:t>
+      </w:r>
+      <w:r>
+        <w:rPr>
+          <w:b/>
+          <w:bCs/>
+        </w:rPr>
+        <w:t>(BAOBAB LEAF SOUP)</w:t>
+      </w:r>
+    </w:p>
+    <w:p>
+      <w:pPr>
+        <w:rPr>
+          <w:b/>
+          <w:bCs/>
+        </w:rPr>
+      </w:pPr>
+      <w:r>
+        <w:rPr>
+          <w:b/>
+          <w:bCs/>
+        </w:rPr>
+        <w:t>Ingredients</w:t>
+      </w:r>
+    </w:p>
+    <w:p>
+      <w:r>
+        <w:t xml:space="preserve">1pc medium sized smoked black catfish (dried fish) </w:t>
+      </w:r>
+    </w:p>
+    <w:p>
+      <w:r>
+        <w:t xml:space="preserve">½ </w:t>
+      </w:r>
+      <w:r>
+        <w:t xml:space="preserve">kg assorted meat </w:t>
+      </w:r>
+    </w:p>
+    <w:p>
+      <w:r>
+        <w:t xml:space="preserve">2 </w:t>
+      </w:r>
+      <w:r>
+        <w:t xml:space="preserve">tbsp kuka (baobob) powder </w:t>
+      </w:r>
+    </w:p>
+    <w:p>
+      <w:r>
+        <w:t>1</w:t>
+      </w:r>
+      <w:r>
+        <w:t xml:space="preserve"> </w:t>
+      </w:r>
+      <w:r>
+        <w:t xml:space="preserve">tbsp ginger powder </w:t>
+      </w:r>
+    </w:p>
+    <w:p>
+      <w:r>
+        <w:t>1</w:t>
+      </w:r>
+      <w:r>
+        <w:t xml:space="preserve"> </w:t>
+      </w:r>
+      <w:r>
+        <w:t>tbsp garlic powder</w:t>
+      </w:r>
+    </w:p>
+    <w:p>
+      <w:r>
+        <w:t xml:space="preserve">1pc small onion (finely chopped) </w:t>
+      </w:r>
+    </w:p>
+    <w:p>
+      <w:r>
+        <w:t>2</w:t>
+      </w:r>
+      <w:r>
+        <w:t xml:space="preserve"> </w:t>
+      </w:r>
+      <w:r>
+        <w:t xml:space="preserve">oz palm oil </w:t>
+      </w:r>
+    </w:p>
+    <w:p>
+      <w:r>
+        <w:t xml:space="preserve">2 seasoning cubes </w:t>
+      </w:r>
+    </w:p>
+    <w:p>
+      <w:pPr>
+        <w:tabs>
+          <w:tab w:val="left" w:pos="1830"/>
+        </w:tabs>
+      </w:pPr>
+      <w:r>
+        <w:t>1</w:t>
+      </w:r>
+      <w:r>
+        <w:t xml:space="preserve"> </w:t>
+      </w:r>
+      <w:r>
+        <w:t xml:space="preserve">cup water </w:t>
+      </w:r>
+      <w:r>
+        <w:tab/>
+      </w:r>
+    </w:p>
+    <w:p>
+      <w:r>
+        <w:t xml:space="preserve">3 tbsp locust beans </w:t>
+      </w:r>
+    </w:p>
+    <w:p>
+      <w:r>
+        <w:t>1</w:t>
+      </w:r>
+      <w:r>
+        <w:t xml:space="preserve"> </w:t>
+      </w:r>
+      <w:r>
+        <w:t xml:space="preserve">tbsp ground crayfish </w:t>
+      </w:r>
+    </w:p>
+    <w:p>
+      <w:r>
+        <w:t xml:space="preserve">½ </w:t>
+      </w:r>
+      <w:r>
+        <w:t xml:space="preserve">tbsp dry pepper </w:t>
+      </w:r>
+    </w:p>
+    <w:p>
+      <w:r>
+        <w:t xml:space="preserve">salt </w:t>
+      </w:r>
+      <w:r>
+        <w:t>to taste</w:t>
+      </w:r>
+    </w:p>
+    <w:p/>
+    <w:p>
+      <w:pPr>
+        <w:rPr>
+          <w:b/>
+          <w:bCs/>
+        </w:rPr>
+      </w:pPr>
+      <w:r>
+        <w:rPr>
+          <w:b/>
+          <w:bCs/>
+        </w:rPr>
+        <w:t>Instructions</w:t>
+      </w:r>
+    </w:p>
+    <w:p>
+      <w:pPr>
+        <w:numPr>
+          <w:ilvl w:val="0"/>
+          <w:numId w:val="12"/>
+        </w:numPr>
+      </w:pPr>
+      <w:r>
+        <w:t>Wash the assorted meat and smoked fish (dried fish.)</w:t>
+      </w:r>
+    </w:p>
+    <w:p>
+      <w:pPr>
+        <w:numPr>
+          <w:ilvl w:val="0"/>
+          <w:numId w:val="12"/>
+        </w:numPr>
+      </w:pPr>
+      <w:r>
+        <w:t>Put the meat into a pot and season properly. Also add the powdered ginger and garlic. Add water and cook until the meat is tender.</w:t>
+      </w:r>
+    </w:p>
+    <w:p>
+      <w:pPr>
+        <w:numPr>
+          <w:ilvl w:val="0"/>
+          <w:numId w:val="12"/>
+        </w:numPr>
+      </w:pPr>
+      <w:r>
+        <w:t>Once cooked, separate the meat stock</w:t>
+      </w:r>
+      <w:r>
+        <w:t>.</w:t>
+      </w:r>
+    </w:p>
+    <w:p>
+      <w:pPr>
+        <w:numPr>
+          <w:ilvl w:val="0"/>
+          <w:numId w:val="12"/>
+        </w:numPr>
+      </w:pPr>
+      <w:r>
+        <w:t xml:space="preserve">In a separate pot, heat up the oil and fry the onion. Gently add the meat stock to the oil. Add the washed dried fish and more water if you desire. Cook for 5 minutes to get the seasoning into the fish. </w:t>
+      </w:r>
+    </w:p>
+    <w:p>
+      <w:pPr>
+        <w:numPr>
+          <w:ilvl w:val="0"/>
+          <w:numId w:val="12"/>
+        </w:numPr>
+      </w:pPr>
+      <w:r>
+        <w:lastRenderedPageBreak/>
+        <w:t xml:space="preserve">Add crayfish, pepper, seasoning and locust bean to the boiling pot of meat stock and dried fish. Allow to simmer. </w:t>
+      </w:r>
+    </w:p>
+    <w:p>
+      <w:pPr>
+        <w:numPr>
+          <w:ilvl w:val="0"/>
+          <w:numId w:val="12"/>
+        </w:numPr>
+      </w:pPr>
+      <w:r>
+        <w:t xml:space="preserve">Take out the fish from the pot. The essence of taking out the fish is so you can have enough space to whisk the kuka so that you don’t end up with a lumpy soup. But, if you are sure you can whisk it properly with the fish in there, then there is no need to take it out. </w:t>
+      </w:r>
+    </w:p>
+    <w:p>
+      <w:pPr>
+        <w:numPr>
+          <w:ilvl w:val="0"/>
+          <w:numId w:val="12"/>
+        </w:numPr>
+      </w:pPr>
+      <w:r>
+        <w:t xml:space="preserve">Sieve the kuka powder into a bowl before adding it to the pot. You are advised to add the powder with your hand: a little at a time and whisk consistently until you end up with a lump free consistency. You can add more water if the soup is too thick. </w:t>
+      </w:r>
+    </w:p>
+    <w:p>
+      <w:pPr>
+        <w:numPr>
+          <w:ilvl w:val="0"/>
+          <w:numId w:val="12"/>
+        </w:numPr>
+      </w:pPr>
+      <w:r>
+        <w:t xml:space="preserve">Allow to cook for about 3 minutes. </w:t>
+      </w:r>
+    </w:p>
+    <w:p>
+      <w:pPr>
+        <w:numPr>
+          <w:ilvl w:val="0"/>
+          <w:numId w:val="12"/>
+        </w:numPr>
+      </w:pPr>
+      <w:r>
+        <w:t xml:space="preserve">Add the fish, meat, and salt to taste. Allow to simmer. </w:t>
+      </w:r>
+    </w:p>
+    <w:p>
+      <w:pPr>
+        <w:numPr>
+          <w:ilvl w:val="0"/>
+          <w:numId w:val="12"/>
+        </w:numPr>
+      </w:pPr>
+      <w:r>
+        <w:t>Your soup is ready. Serve and enjoy your meal.</w:t>
+      </w:r>
+    </w:p>
+    <w:p/>
+    <w:p>
+      <w:pPr>
+        <w:rPr>
+          <w:b/>
+          <w:bCs/>
+        </w:rPr>
+      </w:pPr>
+      <w:r>
+        <w:rPr>
+          <w:b/>
+          <w:bCs/>
+        </w:rPr>
+        <w:t>Egusi soup</w:t>
+      </w:r>
+    </w:p>
+    <w:p>
+      <w:pPr>
+        <w:rPr>
+          <w:b/>
+          <w:bCs/>
+        </w:rPr>
+      </w:pPr>
+      <w:r>
+        <w:rPr>
+          <w:b/>
+          <w:bCs/>
+        </w:rPr>
+        <w:t>Ingredients</w:t>
+      </w:r>
+    </w:p>
+    <w:p>
+      <w:r>
+        <w:t xml:space="preserve">3 pieces stock fish </w:t>
+      </w:r>
+    </w:p>
+    <w:p>
+      <w:r>
+        <w:t xml:space="preserve">1medium dry fish </w:t>
+      </w:r>
+    </w:p>
+    <w:p>
+      <w:r>
+        <w:t>Palm oil</w:t>
+      </w:r>
+    </w:p>
+    <w:p>
+      <w:r>
+        <w:t>1</w:t>
+      </w:r>
+      <w:r>
+        <w:t xml:space="preserve"> </w:t>
+      </w:r>
+      <w:r>
+        <w:t xml:space="preserve">medium onions </w:t>
+      </w:r>
+    </w:p>
+    <w:p>
+      <w:r>
+        <w:t>1</w:t>
+      </w:r>
+      <w:r>
+        <w:t xml:space="preserve"> </w:t>
+      </w:r>
+      <w:r>
+        <w:t xml:space="preserve">large tomato </w:t>
+      </w:r>
+    </w:p>
+    <w:p>
+      <w:r>
+        <w:t>1</w:t>
+      </w:r>
+      <w:r>
+        <w:t xml:space="preserve"> </w:t>
+      </w:r>
+      <w:r>
+        <w:t xml:space="preserve">kg fresh </w:t>
+      </w:r>
+      <w:r>
+        <w:t>ugwu</w:t>
+      </w:r>
+      <w:r>
+        <w:t xml:space="preserve"> leaf </w:t>
+      </w:r>
+    </w:p>
+    <w:p>
+      <w:r>
+        <w:t>1</w:t>
+      </w:r>
+      <w:r>
+        <w:t xml:space="preserve"> </w:t>
+      </w:r>
+      <w:r>
+        <w:t xml:space="preserve">tbsp salt </w:t>
+      </w:r>
+    </w:p>
+    <w:p>
+      <w:r>
+        <w:t xml:space="preserve">2 scotch bonnet pepper </w:t>
+      </w:r>
+    </w:p>
+    <w:p>
+      <w:r>
+        <w:t>1</w:t>
+      </w:r>
+      <w:r>
+        <w:t xml:space="preserve"> </w:t>
+      </w:r>
+      <w:r>
+        <w:t xml:space="preserve">big melon seeds </w:t>
+      </w:r>
+    </w:p>
+    <w:p>
+      <w:r>
+        <w:t>1</w:t>
+      </w:r>
+      <w:r>
+        <w:t xml:space="preserve"> </w:t>
+      </w:r>
+      <w:r>
+        <w:t xml:space="preserve">kg goat meat meat of your choice </w:t>
+      </w:r>
+    </w:p>
+    <w:p>
+      <w:r>
+        <w:t xml:space="preserve">2 seasoning cubes </w:t>
+      </w:r>
+    </w:p>
+    <w:p>
+      <w:r>
+        <w:t xml:space="preserve">Crayfish </w:t>
+      </w:r>
+    </w:p>
+    <w:p>
+      <w:r>
+        <w:t>Water</w:t>
+      </w:r>
+    </w:p>
+    <w:p/>
+    <w:p>
+      <w:pPr>
+        <w:rPr>
+          <w:b/>
+          <w:bCs/>
+        </w:rPr>
+      </w:pPr>
+      <w:r>
+        <w:rPr>
+          <w:b/>
+          <w:bCs/>
+        </w:rPr>
+        <w:t>Instructions</w:t>
+      </w:r>
+    </w:p>
+    <w:p>
+      <w:pPr>
+        <w:numPr>
+          <w:ilvl w:val="0"/>
+          <w:numId w:val="13"/>
+        </w:numPr>
+      </w:pPr>
+      <w:r>
+        <w:t>Add 1 liter of water and two spoon of palm oil to the pot. Add the washed stock fish and dry fish and cook for 5 to 10minutes. Cook until fish</w:t>
+      </w:r>
+      <w:r>
+        <w:t xml:space="preserve"> is soft.</w:t>
+      </w:r>
+    </w:p>
+    <w:p>
+      <w:pPr>
+        <w:numPr>
+          <w:ilvl w:val="0"/>
+          <w:numId w:val="13"/>
+        </w:numPr>
+      </w:pPr>
+      <w:r>
+        <w:t>Wash goat meat and put in a different pot. Do not add water unless necessary (to avoid burning). Add onions, salt, seasoning cube, and cook on low heat for one hour.</w:t>
+      </w:r>
+    </w:p>
+    <w:p>
+      <w:pPr>
+        <w:numPr>
+          <w:ilvl w:val="0"/>
+          <w:numId w:val="13"/>
+        </w:numPr>
+      </w:pPr>
+      <w:r>
+        <w:t>T</w:t>
+      </w:r>
+      <w:r>
+        <w:t>ransfer cooked goat cooked stock and dry fish.</w:t>
+      </w:r>
+    </w:p>
+    <w:p>
+      <w:pPr>
+        <w:numPr>
+          <w:ilvl w:val="0"/>
+          <w:numId w:val="13"/>
+        </w:numPr>
+      </w:pPr>
+      <w:r>
+        <w:t>Blend the melon seeds (egusi) and c</w:t>
+      </w:r>
+      <w:r>
+        <w:t>rayfish together. Add to the pot of boiled meat and fish. Allow it to cook for 20minutes on low heat.</w:t>
+      </w:r>
+    </w:p>
+    <w:p>
+      <w:pPr>
+        <w:numPr>
+          <w:ilvl w:val="0"/>
+          <w:numId w:val="13"/>
+        </w:numPr>
+      </w:pPr>
+      <w:r>
+        <w:t xml:space="preserve">Add the chopped habenero pepper. </w:t>
+      </w:r>
+    </w:p>
+    <w:p>
+      <w:pPr>
+        <w:numPr>
+          <w:ilvl w:val="0"/>
+          <w:numId w:val="13"/>
+        </w:numPr>
+      </w:pPr>
+      <w:r>
+        <w:t xml:space="preserve">Wash the </w:t>
+      </w:r>
+      <w:r>
+        <w:t>ugwu</w:t>
+      </w:r>
+      <w:r>
+        <w:t xml:space="preserve"> leaf and add to the soup and cook for 5 minutes on low heat</w:t>
+      </w:r>
+    </w:p>
+    <w:p/>
+    <w:p>
+      <w:pPr>
+        <w:rPr>
+          <w:b/>
+          <w:bCs/>
+        </w:rPr>
+      </w:pPr>
+      <w:r>
+        <w:rPr>
+          <w:b/>
+          <w:bCs/>
+        </w:rPr>
+        <w:t>Okazi Soup</w:t>
+      </w:r>
+    </w:p>
+    <w:p>
+      <w:r>
+        <w:t xml:space="preserve">INGREDIENTS </w:t>
+      </w:r>
+    </w:p>
+    <w:p>
+      <w:r>
+        <w:t xml:space="preserve">6-8 pieces beef </w:t>
+      </w:r>
+    </w:p>
+    <w:p>
+      <w:r>
+        <w:t xml:space="preserve">5 pieces stock fish </w:t>
+      </w:r>
+    </w:p>
+    <w:p>
+      <w:r>
+        <w:t>1</w:t>
+      </w:r>
+      <w:r>
+        <w:t xml:space="preserve"> </w:t>
+      </w:r>
+      <w:r>
+        <w:t xml:space="preserve">kg cow skin </w:t>
+      </w:r>
+    </w:p>
+    <w:p>
+      <w:r>
+        <w:t xml:space="preserve">3 dry catfish </w:t>
+      </w:r>
+    </w:p>
+    <w:p>
+      <w:r>
+        <w:t xml:space="preserve">2 cups broken pieces of achara (20 stalks of achara) </w:t>
+      </w:r>
+    </w:p>
+    <w:p>
+      <w:r>
+        <w:t xml:space="preserve">1 handful of sliced okazi leaves </w:t>
+      </w:r>
+    </w:p>
+    <w:p>
+      <w:r>
+        <w:t>1</w:t>
+      </w:r>
+      <w:r>
+        <w:t xml:space="preserve"> </w:t>
+      </w:r>
+      <w:r>
+        <w:t xml:space="preserve">handful of sliced uziza leaves </w:t>
+      </w:r>
+    </w:p>
+    <w:p>
+      <w:r>
+        <w:t>2</w:t>
+      </w:r>
+      <w:r>
+        <w:t xml:space="preserve"> tbsp of ogiri </w:t>
+      </w:r>
+    </w:p>
+    <w:p>
+      <w:r>
+        <w:t xml:space="preserve">2 </w:t>
+      </w:r>
+      <w:r>
+        <w:t xml:space="preserve">handful ground crayfish </w:t>
+      </w:r>
+    </w:p>
+    <w:p>
+      <w:r>
+        <w:t xml:space="preserve">2 </w:t>
+      </w:r>
+      <w:r>
+        <w:t xml:space="preserve">yellow pepper </w:t>
+      </w:r>
+    </w:p>
+    <w:p>
+      <w:r>
+        <w:t xml:space="preserve">3 </w:t>
+      </w:r>
+      <w:r>
+        <w:t xml:space="preserve">seasoning cubes </w:t>
+      </w:r>
+    </w:p>
+    <w:p>
+      <w:r>
+        <w:t xml:space="preserve">2 </w:t>
+      </w:r>
+      <w:r>
+        <w:t xml:space="preserve">tsp uziza seeds </w:t>
+      </w:r>
+    </w:p>
+    <w:p>
+      <w:r>
+        <w:t xml:space="preserve">3 </w:t>
+      </w:r>
+      <w:r>
+        <w:t>tbsp palm oil</w:t>
+      </w:r>
+    </w:p>
+    <w:p>
+      <w:pPr>
+        <w:rPr>
+          <w:b/>
+          <w:bCs/>
+        </w:rPr>
+      </w:pPr>
+      <w:r>
+        <w:rPr>
+          <w:b/>
+          <w:bCs/>
+        </w:rPr>
+        <w:lastRenderedPageBreak/>
+        <w:t>INSTRUCTIONS</w:t>
+      </w:r>
+    </w:p>
+    <w:p>
+      <w:pPr>
+        <w:numPr>
+          <w:ilvl w:val="0"/>
+          <w:numId w:val="14"/>
+        </w:numPr>
+      </w:pPr>
+      <w:r>
+        <w:t xml:space="preserve">Add 1 liter of water and two spoons of palm oil to one pot. Add the washed stockfish and dry fish and cook for 45mins. If necessary cook until fish is soft. </w:t>
+      </w:r>
+    </w:p>
+    <w:p>
+      <w:pPr>
+        <w:numPr>
+          <w:ilvl w:val="0"/>
+          <w:numId w:val="14"/>
+        </w:numPr>
+      </w:pPr>
+      <w:r>
+        <w:t xml:space="preserve">Wash goat meat and put in a different pot. Do not add water unless necessary (to avoid burning). </w:t>
+      </w:r>
+    </w:p>
+    <w:p>
+      <w:pPr>
+        <w:numPr>
+          <w:ilvl w:val="0"/>
+          <w:numId w:val="14"/>
+        </w:numPr>
+      </w:pPr>
+      <w:r>
+        <w:t xml:space="preserve">Add onions, 1 tbs salt, 1 seasoning cube and cook on low heat for one hour. </w:t>
+      </w:r>
+    </w:p>
+    <w:p>
+      <w:pPr>
+        <w:numPr>
+          <w:ilvl w:val="0"/>
+          <w:numId w:val="14"/>
+        </w:numPr>
+      </w:pPr>
+      <w:r>
+        <w:t xml:space="preserve">Transfer cooked goat meat to the pot of cooked stock and dry fish. </w:t>
+      </w:r>
+    </w:p>
+    <w:p>
+      <w:pPr>
+        <w:numPr>
+          <w:ilvl w:val="0"/>
+          <w:numId w:val="14"/>
+        </w:numPr>
+      </w:pPr>
+      <w:r>
+        <w:t xml:space="preserve">Blend the uziza seed, achi seed, uda seed and crayfish together. Add to the pot of boiled meat /fish. Allow it to cook for 20minutes on low heat. </w:t>
+      </w:r>
+    </w:p>
+    <w:p>
+      <w:pPr>
+        <w:numPr>
+          <w:ilvl w:val="0"/>
+          <w:numId w:val="14"/>
+        </w:numPr>
+      </w:pPr>
+      <w:r>
+        <w:t xml:space="preserve">Add the 1 teaspoon of dry pepper and salt to taste. </w:t>
+      </w:r>
+    </w:p>
+    <w:p>
+      <w:pPr>
+        <w:numPr>
+          <w:ilvl w:val="0"/>
+          <w:numId w:val="14"/>
+        </w:numPr>
+      </w:pPr>
+      <w:r>
+        <w:t>Wash the okazi leaf and add to the soup and cook for 5 minutes on low heat.</w:t>
+      </w:r>
+    </w:p>
+    <w:p/>
+    <w:p>
+      <w:r>
+        <w:t>Ofada stew (Ayamase stew)</w:t>
+      </w:r>
+    </w:p>
+    <w:p>
+      <w:r>
+        <w:t>Ingredients</w:t>
+      </w:r>
+    </w:p>
+    <w:p>
+      <w:r>
+        <w:t xml:space="preserve">3 green bell peppers </w:t>
+      </w:r>
+    </w:p>
+    <w:p>
+      <w:r>
+        <w:t xml:space="preserve">2 </w:t>
+      </w:r>
+      <w:r>
+        <w:t xml:space="preserve">chili pepper </w:t>
+      </w:r>
+    </w:p>
+    <w:p>
+      <w:r>
+        <w:t>1</w:t>
+      </w:r>
+      <w:r>
+        <w:t xml:space="preserve"> </w:t>
+      </w:r>
+      <w:r>
+        <w:t>large onion -</w:t>
+      </w:r>
+      <w:r>
+        <w:t xml:space="preserve"> </w:t>
+      </w:r>
+      <w:r>
+        <w:t xml:space="preserve">diced </w:t>
+      </w:r>
+    </w:p>
+    <w:p>
+      <w:r>
+        <w:t xml:space="preserve">1 cup </w:t>
+      </w:r>
+      <w:r>
+        <w:t xml:space="preserve">of </w:t>
+      </w:r>
+      <w:r>
+        <w:t xml:space="preserve">palm oil </w:t>
+      </w:r>
+    </w:p>
+    <w:p>
+      <w:r>
+        <w:t xml:space="preserve">Assorted meats </w:t>
+      </w:r>
+    </w:p>
+    <w:p>
+      <w:r>
+        <w:t>4</w:t>
+      </w:r>
+      <w:r>
+        <w:t xml:space="preserve"> </w:t>
+      </w:r>
+      <w:r>
+        <w:t xml:space="preserve">boiled eggs </w:t>
+      </w:r>
+    </w:p>
+    <w:p>
+      <w:r>
+        <w:t>1</w:t>
+      </w:r>
+      <w:r>
+        <w:t xml:space="preserve"> ½ </w:t>
+      </w:r>
+      <w:r>
+        <w:t xml:space="preserve">tsp locust beans (iru) </w:t>
+      </w:r>
+    </w:p>
+    <w:p>
+      <w:r>
+        <w:t>1</w:t>
+      </w:r>
+      <w:r>
+        <w:t xml:space="preserve"> ½ </w:t>
+      </w:r>
+      <w:r>
+        <w:t>tsp ground crayfish</w:t>
+      </w:r>
+      <w:r>
+        <w:t xml:space="preserve"> </w:t>
+      </w:r>
+    </w:p>
+    <w:p>
+      <w:r>
+        <w:t>Salt to taste</w:t>
+      </w:r>
+    </w:p>
+    <w:p/>
+    <w:p>
+      <w:pPr>
+        <w:rPr>
+          <w:b/>
+          <w:bCs/>
+        </w:rPr>
+      </w:pPr>
+      <w:r>
+        <w:rPr>
+          <w:b/>
+          <w:bCs/>
+        </w:rPr>
+        <w:t>Instructions</w:t>
+      </w:r>
+    </w:p>
+    <w:p>
+      <w:pPr>
+        <w:numPr>
+          <w:ilvl w:val="0"/>
+          <w:numId w:val="15"/>
+        </w:numPr>
+      </w:pPr>
+      <w:r>
+        <w:t xml:space="preserve">Season your meat of choice with curry, thyme, stock cubes, salt, paprika, garlic and ginger powder and bring to boil. </w:t>
+      </w:r>
+    </w:p>
+    <w:p>
+      <w:pPr>
+        <w:numPr>
+          <w:ilvl w:val="0"/>
+          <w:numId w:val="15"/>
+        </w:numPr>
+      </w:pPr>
+      <w:r>
+        <w:t xml:space="preserve">Blend green bell peppers. </w:t>
+      </w:r>
+    </w:p>
+    <w:p>
+      <w:pPr>
+        <w:numPr>
+          <w:ilvl w:val="0"/>
+          <w:numId w:val="15"/>
+        </w:numPr>
+      </w:pPr>
+      <w:r>
+        <w:lastRenderedPageBreak/>
+        <w:t xml:space="preserve">Boil blended pepper to reduce water content. </w:t>
+      </w:r>
+    </w:p>
+    <w:p>
+      <w:pPr>
+        <w:numPr>
+          <w:ilvl w:val="0"/>
+          <w:numId w:val="15"/>
+        </w:numPr>
+      </w:pPr>
+      <w:r>
+        <w:t xml:space="preserve">Boil your eggs separately. </w:t>
+      </w:r>
+    </w:p>
+    <w:p>
+      <w:pPr>
+        <w:numPr>
+          <w:ilvl w:val="0"/>
+          <w:numId w:val="15"/>
+        </w:numPr>
+      </w:pPr>
+      <w:r>
+        <w:t>Heat</w:t>
+      </w:r>
+      <w:r>
+        <w:t xml:space="preserve"> oil for </w:t>
+      </w:r>
+      <w:r>
+        <w:t>5</w:t>
+      </w:r>
+      <w:r>
+        <w:t xml:space="preserve"> minutes on low heat</w:t>
+      </w:r>
+      <w:r>
+        <w:t>.</w:t>
+      </w:r>
+      <w:r>
+        <w:t xml:space="preserve"> </w:t>
+      </w:r>
+      <w:r>
+        <w:t>T</w:t>
+      </w:r>
+      <w:r>
+        <w:t xml:space="preserve">hen allow to cool down. </w:t>
+      </w:r>
+    </w:p>
+    <w:p>
+      <w:pPr>
+        <w:numPr>
+          <w:ilvl w:val="0"/>
+          <w:numId w:val="15"/>
+        </w:numPr>
+      </w:pPr>
+      <w:r>
+        <w:t xml:space="preserve">Fry in diced onions, locust beans, and already boiled green pepper in the bleached oil till onions float and becomes darker. </w:t>
+      </w:r>
+    </w:p>
+    <w:p>
+      <w:pPr>
+        <w:numPr>
+          <w:ilvl w:val="0"/>
+          <w:numId w:val="15"/>
+        </w:numPr>
+      </w:pPr>
+      <w:r>
+        <w:t>Add the already boiled meat, crayfish, and the boiled eggs. Cook for another 10-15minutes.</w:t>
+      </w:r>
+    </w:p>
+    <w:p>
+      <w:pPr>
+        <w:numPr>
+          <w:ilvl w:val="0"/>
+          <w:numId w:val="15"/>
+        </w:numPr>
+      </w:pPr>
+      <w:r>
+        <w:t>Your</w:t>
+      </w:r>
+      <w:r>
+        <w:t xml:space="preserve"> ofada sauce is ready to be served.</w:t>
+      </w:r>
+    </w:p>
+    <w:p>
+      <w:pPr>
+        <w:ind w:left="360"/>
+      </w:pPr>
+    </w:p>
+    <w:p>
+      <w:pPr>
+        <w:ind w:left="360"/>
+        <w:rPr>
+          <w:b/>
+          <w:bCs/>
+        </w:rPr>
+      </w:pPr>
+      <w:r>
+        <w:rPr>
+          <w:b/>
+          <w:bCs/>
+        </w:rPr>
+        <w:t>MIYAN TAUSHE: NIGERIAN PUMPKIN SOUP</w:t>
+      </w:r>
+    </w:p>
+    <w:p>
+      <w:pPr>
+        <w:ind w:left="360"/>
+        <w:rPr>
+          <w:b/>
+          <w:bCs/>
+        </w:rPr>
+      </w:pPr>
+      <w:r>
+        <w:rPr>
+          <w:b/>
+          <w:bCs/>
+        </w:rPr>
+        <w:t xml:space="preserve">INGREDIENTS </w:t>
+      </w:r>
+    </w:p>
+    <w:p>
+      <w:pPr>
+        <w:ind w:left="360"/>
+      </w:pPr>
+      <w:r>
+        <w:t xml:space="preserve">1.5 Ibs lamb or goat meat </w:t>
+      </w:r>
+    </w:p>
+    <w:p>
+      <w:pPr>
+        <w:ind w:left="360"/>
+      </w:pPr>
+      <w:r>
+        <w:t xml:space="preserve">1.5 lbs </w:t>
+      </w:r>
+      <w:r>
+        <w:t xml:space="preserve">pumpkin peeled and cut into chunks </w:t>
+      </w:r>
+    </w:p>
+    <w:p>
+      <w:pPr>
+        <w:ind w:left="360"/>
+      </w:pPr>
+      <w:r>
+        <w:t xml:space="preserve">½ </w:t>
+      </w:r>
+      <w:r>
+        <w:t xml:space="preserve">cup palm oil </w:t>
+      </w:r>
+    </w:p>
+    <w:p>
+      <w:pPr>
+        <w:ind w:left="360"/>
+      </w:pPr>
+      <w:r>
+        <w:t xml:space="preserve">½ </w:t>
+      </w:r>
+      <w:r>
+        <w:t xml:space="preserve">cup roasted peanuts </w:t>
+      </w:r>
+    </w:p>
+    <w:p>
+      <w:pPr>
+        <w:ind w:left="360"/>
+      </w:pPr>
+      <w:r>
+        <w:t xml:space="preserve">7 </w:t>
+      </w:r>
+      <w:r>
+        <w:t xml:space="preserve">plum/roma tomatoes </w:t>
+      </w:r>
+    </w:p>
+    <w:p>
+      <w:pPr>
+        <w:ind w:left="360"/>
+      </w:pPr>
+      <w:r>
+        <w:t xml:space="preserve">2 </w:t>
+      </w:r>
+      <w:r>
+        <w:t xml:space="preserve">large onions </w:t>
+      </w:r>
+    </w:p>
+    <w:p>
+      <w:pPr>
+        <w:ind w:left="360"/>
+      </w:pPr>
+      <w:r>
+        <w:t>1</w:t>
+      </w:r>
+      <w:r>
+        <w:t xml:space="preserve"> </w:t>
+      </w:r>
+      <w:r>
+        <w:t>bell pepper</w:t>
+      </w:r>
+    </w:p>
+    <w:p>
+      <w:pPr>
+        <w:ind w:left="360"/>
+      </w:pPr>
+      <w:r>
+        <w:t>4</w:t>
+      </w:r>
+      <w:r>
+        <w:t xml:space="preserve"> scotch bonnet peppers </w:t>
+      </w:r>
+    </w:p>
+    <w:p>
+      <w:pPr>
+        <w:ind w:left="360"/>
+      </w:pPr>
+      <w:r>
+        <w:t xml:space="preserve">10 </w:t>
+      </w:r>
+      <w:r>
+        <w:t>oz chopped spinach (fresh or frozen)</w:t>
+      </w:r>
+    </w:p>
+    <w:p>
+      <w:pPr>
+        <w:ind w:left="360"/>
+      </w:pPr>
+      <w:r>
+        <w:t>5 oz sorrel</w:t>
+      </w:r>
+    </w:p>
+    <w:p>
+      <w:pPr>
+        <w:ind w:left="360"/>
+      </w:pPr>
+      <w:r>
+        <w:t xml:space="preserve">¼ </w:t>
+      </w:r>
+      <w:r>
+        <w:t xml:space="preserve">cup ground dry cray fish </w:t>
+      </w:r>
+    </w:p>
+    <w:p>
+      <w:pPr>
+        <w:ind w:left="360"/>
+      </w:pPr>
+      <w:r>
+        <w:t>Salt to taste</w:t>
+      </w:r>
+    </w:p>
+    <w:p>
+      <w:pPr>
+        <w:ind w:left="360"/>
+      </w:pPr>
+    </w:p>
+    <w:p>
+      <w:pPr>
+        <w:ind w:left="360"/>
+        <w:rPr>
+          <w:b/>
+          <w:bCs/>
+        </w:rPr>
+      </w:pPr>
+      <w:r>
+        <w:rPr>
+          <w:b/>
+          <w:bCs/>
+        </w:rPr>
+        <w:t>Instructions</w:t>
+      </w:r>
+    </w:p>
+    <w:p>
+      <w:pPr>
+        <w:numPr>
+          <w:ilvl w:val="0"/>
+          <w:numId w:val="16"/>
+        </w:numPr>
+      </w:pPr>
+      <w:r>
+        <w:t>Slice 1 onion and 2 scotch bonnet peppers, and set aside.</w:t>
+      </w:r>
+    </w:p>
+    <w:p>
+      <w:pPr>
+        <w:numPr>
+          <w:ilvl w:val="0"/>
+          <w:numId w:val="16"/>
+        </w:numPr>
+      </w:pPr>
+      <w:r>
+        <w:lastRenderedPageBreak/>
+        <w:t>0n low-medium heat, in a large stock pot, braise the lamb/goat meat with the sliced onions, scotch bonnet peppers, 1 tsp bullion and 1 tsp salt for 30 minutes or until the meat is tender.</w:t>
+      </w:r>
+    </w:p>
+    <w:p>
+      <w:pPr>
+        <w:numPr>
+          <w:ilvl w:val="0"/>
+          <w:numId w:val="16"/>
+        </w:numPr>
+      </w:pPr>
+      <w:r>
+        <w:t>While the meat is braising, blend the tomatoes, bell pepper, 1 onion, and two scotch bonnet peppers. Place the blended tomato mix in a pot and cook on medium heat until the sauce reduces down to a thick paste. You might need to reduce the heat to prevent the tomato paste from burning.</w:t>
+      </w:r>
+    </w:p>
+    <w:p>
+      <w:pPr>
+        <w:numPr>
+          <w:ilvl w:val="0"/>
+          <w:numId w:val="16"/>
+        </w:numPr>
+      </w:pPr>
+      <w:r>
+        <w:t>0nce the meat is tender and done braising, add in the pumpkin chunks and 2 cups of water into the pot with the</w:t>
+      </w:r>
+      <w:r>
+        <w:t xml:space="preserve"> braised meat. The water should just cover the pumpkin chunks and meat. </w:t>
+      </w:r>
+      <w:r>
+        <w:t>At this stage, adjust the seasoning of the</w:t>
+      </w:r>
+      <w:r>
+        <w:t xml:space="preserve"> broth or water to the pumpkins. Cover and boil for 15 minutes or until the pumpkin is tender.</w:t>
+      </w:r>
+    </w:p>
+    <w:p>
+      <w:pPr>
+        <w:numPr>
+          <w:ilvl w:val="0"/>
+          <w:numId w:val="16"/>
+        </w:numPr>
+      </w:pPr>
+      <w:r>
+        <w:t>While the pumpkin are cooking, grind the peanuts in a blender, food processor, or with a mortar an pestle until it forms a rough paste, and set aside.</w:t>
+      </w:r>
+    </w:p>
+    <w:p>
+      <w:pPr>
+        <w:numPr>
+          <w:ilvl w:val="0"/>
+          <w:numId w:val="16"/>
+        </w:numPr>
+      </w:pPr>
+      <w:r>
+        <w:t>0nce the pumpkins are tender, use the back of a spoon to smash the pumpkin chunks. Add in the crushed peanuts, tomato paste, cray fish, and stir the stew. Cover and cook for 5 minutes on low- medium heat.</w:t>
+      </w:r>
+    </w:p>
+    <w:p>
+      <w:pPr>
+        <w:numPr>
+          <w:ilvl w:val="0"/>
+          <w:numId w:val="16"/>
+        </w:numPr>
+      </w:pPr>
+      <w:r>
+        <w:t>After the stew has cooked for 5 minutes, add in the palm oil, chopped spinach and chopped sorrel, and cook the stew covered for 10 minutes on low heat.</w:t>
+      </w:r>
+    </w:p>
+    <w:p>
+      <w:pPr>
+        <w:numPr>
+          <w:ilvl w:val="0"/>
+          <w:numId w:val="16"/>
+        </w:numPr>
+      </w:pPr>
+      <w:r>
+        <w:t>After 10 minutes, taste the stew for seasoning and adjust the salt if necessary. Turn the heat off and allow the stew to sit for 5 minutes. Serve hot.</w:t>
+      </w:r>
+    </w:p>
+    <w:p/>
+    <w:p>
+      <w:pPr>
+        <w:rPr>
+          <w:b/>
+          <w:bCs/>
+        </w:rPr>
+      </w:pPr>
+      <w:r>
+        <w:rPr>
+          <w:b/>
+          <w:bCs/>
+        </w:rPr>
+        <w:t>Okro soup</w:t>
+      </w:r>
+    </w:p>
+    <w:p>
+      <w:pPr>
+        <w:rPr>
+          <w:b/>
+          <w:bCs/>
+        </w:rPr>
+      </w:pPr>
+      <w:r>
+        <w:rPr>
+          <w:b/>
+          <w:bCs/>
+        </w:rPr>
+        <w:t>Ingredients</w:t>
+      </w:r>
+    </w:p>
+    <w:p>
+      <w:r>
+        <w:t xml:space="preserve">1.5 </w:t>
+      </w:r>
+      <w:r>
+        <w:t>l</w:t>
+      </w:r>
+      <w:r>
+        <w:t>b okra: minced</w:t>
+      </w:r>
+    </w:p>
+    <w:p>
+      <w:r>
+        <w:t>1</w:t>
+      </w:r>
+      <w:r>
+        <w:t xml:space="preserve"> </w:t>
+      </w:r>
+      <w:r>
+        <w:t xml:space="preserve">red bell pepper </w:t>
+      </w:r>
+    </w:p>
+    <w:p>
+      <w:r>
+        <w:t xml:space="preserve">Smoked turkey wings </w:t>
+      </w:r>
+    </w:p>
+    <w:p>
+      <w:r>
+        <w:t xml:space="preserve">1small onion minced </w:t>
+      </w:r>
+    </w:p>
+    <w:p>
+      <w:r>
+        <w:t xml:space="preserve">1habanero pepper </w:t>
+      </w:r>
+    </w:p>
+    <w:p>
+      <w:r>
+        <w:t xml:space="preserve">3 tbsp crayfish </w:t>
+      </w:r>
+    </w:p>
+    <w:p>
+      <w:r>
+        <w:t>½ l</w:t>
+      </w:r>
+      <w:r>
+        <w:t xml:space="preserve">b spinach </w:t>
+      </w:r>
+    </w:p>
+    <w:p>
+      <w:r>
+        <w:t>1</w:t>
+      </w:r>
+      <w:r>
+        <w:t>l</w:t>
+      </w:r>
+      <w:r>
+        <w:t xml:space="preserve">b shrimps </w:t>
+      </w:r>
+    </w:p>
+    <w:p>
+      <w:r>
+        <w:lastRenderedPageBreak/>
+        <w:t xml:space="preserve">1largedry fish </w:t>
+      </w:r>
+    </w:p>
+    <w:p>
+      <w:r>
+        <w:t xml:space="preserve">4 tbsp locust bean </w:t>
+      </w:r>
+    </w:p>
+    <w:p>
+      <w:r>
+        <w:t xml:space="preserve">½ </w:t>
+      </w:r>
+      <w:r>
+        <w:t xml:space="preserve">to </w:t>
+      </w:r>
+      <w:r>
+        <w:t xml:space="preserve">¾ </w:t>
+      </w:r>
+      <w:r>
+        <w:t xml:space="preserve">cup palm oil </w:t>
+      </w:r>
+    </w:p>
+    <w:p>
+      <w:r>
+        <w:t xml:space="preserve">1tsp seasoning powder </w:t>
+      </w:r>
+    </w:p>
+    <w:p>
+      <w:r>
+        <w:t>4</w:t>
+      </w:r>
+      <w:r>
+        <w:t xml:space="preserve"> to </w:t>
+      </w:r>
+      <w:r>
+        <w:t>5 cups water</w:t>
+      </w:r>
+    </w:p>
+    <w:p>
+      <w:pPr>
+        <w:rPr>
+          <w:b/>
+          <w:bCs/>
+        </w:rPr>
+      </w:pPr>
+      <w:r>
+        <w:rPr>
+          <w:b/>
+          <w:bCs/>
+        </w:rPr>
+        <w:t>Instructions</w:t>
+      </w:r>
+    </w:p>
+    <w:p>
+      <w:pPr>
+        <w:numPr>
+          <w:ilvl w:val="0"/>
+          <w:numId w:val="17"/>
+        </w:numPr>
+      </w:pPr>
+      <w:r>
+        <w:t xml:space="preserve"> </w:t>
+      </w:r>
+      <w:r>
+        <w:t xml:space="preserve">Boil </w:t>
+      </w:r>
+      <w:r>
+        <w:t>the smoked turkey wings with salt, seasoning powder and minced onions. Cook till tender.</w:t>
+      </w:r>
+    </w:p>
+    <w:p>
+      <w:pPr>
+        <w:numPr>
+          <w:ilvl w:val="0"/>
+          <w:numId w:val="17"/>
+        </w:numPr>
+      </w:pPr>
+      <w:r>
+        <w:t xml:space="preserve">While the meat is boiling, mince half of the onion in a food processor or food chopper and slice the other half. Set aside. </w:t>
+      </w:r>
+    </w:p>
+    <w:p>
+      <w:pPr>
+        <w:numPr>
+          <w:ilvl w:val="0"/>
+          <w:numId w:val="17"/>
+        </w:numPr>
+      </w:pPr>
+      <w:r>
+        <w:t xml:space="preserve">Separately mince the red bell pepper and habanero pepper in the chopper and set aside. </w:t>
+      </w:r>
+    </w:p>
+    <w:p>
+      <w:pPr>
+        <w:numPr>
+          <w:ilvl w:val="0"/>
+          <w:numId w:val="17"/>
+        </w:numPr>
+      </w:pPr>
+      <w:r>
+        <w:t xml:space="preserve">When the meat becomes tender, add the minced pepper, crayfish, and locust bean and leave to cook for about 10 minutes. </w:t>
+      </w:r>
+    </w:p>
+    <w:p>
+      <w:pPr>
+        <w:numPr>
+          <w:ilvl w:val="0"/>
+          <w:numId w:val="17"/>
+        </w:numPr>
+      </w:pPr>
+      <w:r>
+        <w:t xml:space="preserve">Shred and add the washed dry fish and leave to soften for about 5 minutes. </w:t>
+      </w:r>
+    </w:p>
+    <w:p>
+      <w:pPr>
+        <w:numPr>
+          <w:ilvl w:val="0"/>
+          <w:numId w:val="17"/>
+        </w:numPr>
+      </w:pPr>
+      <w:r>
+        <w:t xml:space="preserve">Add the palm oil, shrimps and the minced and sliced okro. Leave to cook for about 3 to 5 minutes. </w:t>
+      </w:r>
+    </w:p>
+    <w:p>
+      <w:pPr>
+        <w:numPr>
+          <w:ilvl w:val="0"/>
+          <w:numId w:val="17"/>
+        </w:numPr>
+      </w:pPr>
+      <w:r>
+        <w:t xml:space="preserve">Stir in the spinach and mix until wilted. </w:t>
+      </w:r>
+    </w:p>
+    <w:p>
+      <w:pPr>
+        <w:numPr>
+          <w:ilvl w:val="0"/>
+          <w:numId w:val="17"/>
+        </w:numPr>
+      </w:pPr>
+      <w:r>
+        <w:t>Remove from heat immediately and serve.</w:t>
+      </w:r>
+    </w:p>
+    <w:p/>
+    <w:p>
+      <w:pPr>
+        <w:rPr>
+          <w:b/>
+          <w:bCs/>
+        </w:rPr>
+      </w:pPr>
+      <w:r>
+        <w:rPr>
+          <w:b/>
+          <w:bCs/>
+        </w:rPr>
+        <w:t>Ogbono soup</w:t>
+      </w:r>
+    </w:p>
+    <w:p>
+      <w:pPr>
+        <w:rPr>
+          <w:b/>
+          <w:bCs/>
+        </w:rPr>
+      </w:pPr>
+      <w:r>
+        <w:rPr>
+          <w:b/>
+          <w:bCs/>
+        </w:rPr>
+        <w:t>Ingredients</w:t>
+      </w:r>
+    </w:p>
+    <w:p>
+      <w:r>
+        <w:t xml:space="preserve">1 cup blended ogbono (wild mango seed) </w:t>
+      </w:r>
+    </w:p>
+    <w:p>
+      <w:r>
+        <w:t xml:space="preserve">4 </w:t>
+      </w:r>
+      <w:r>
+        <w:t xml:space="preserve">cups stock beef or chicken </w:t>
+      </w:r>
+    </w:p>
+    <w:p>
+      <w:r>
+        <w:t xml:space="preserve">Meat tripe, cow skin or fish of choice </w:t>
+      </w:r>
+    </w:p>
+    <w:p>
+      <w:r>
+        <w:t>1 cup stock fish</w:t>
+      </w:r>
+    </w:p>
+    <w:p>
+      <w:r>
+        <w:t xml:space="preserve">Salt to taste </w:t>
+      </w:r>
+    </w:p>
+    <w:p>
+      <w:r>
+        <w:t xml:space="preserve">2 stock cubes </w:t>
+      </w:r>
+    </w:p>
+    <w:p>
+      <w:r>
+        <w:t xml:space="preserve">½ </w:t>
+      </w:r>
+      <w:r>
+        <w:t xml:space="preserve">tbsp red chilli flakes or cayenne pepper </w:t>
+      </w:r>
+    </w:p>
+    <w:p>
+      <w:r>
+        <w:lastRenderedPageBreak/>
+        <w:t>1</w:t>
+      </w:r>
+      <w:r>
+        <w:t xml:space="preserve"> </w:t>
+      </w:r>
+      <w:r>
+        <w:t xml:space="preserve">tbsp ground crayfish </w:t>
+      </w:r>
+    </w:p>
+    <w:p>
+      <w:r>
+        <w:t xml:space="preserve">Ugwu, kale, or collard greens </w:t>
+      </w:r>
+    </w:p>
+    <w:p>
+      <w:r>
+        <w:t xml:space="preserve">¾ </w:t>
+      </w:r>
+      <w:r>
+        <w:t xml:space="preserve">cup periwinkle </w:t>
+      </w:r>
+    </w:p>
+    <w:p>
+      <w:r>
+        <w:t>1</w:t>
+      </w:r>
+      <w:r>
+        <w:t xml:space="preserve">/3 </w:t>
+      </w:r>
+      <w:r>
+        <w:t xml:space="preserve">cup palm oil </w:t>
+      </w:r>
+    </w:p>
+    <w:p>
+      <w:r>
+        <w:t>1 medium onion diced</w:t>
+      </w:r>
+    </w:p>
+    <w:p>
+      <w:pPr>
+        <w:rPr>
+          <w:b/>
+          <w:bCs/>
+        </w:rPr>
+      </w:pPr>
+      <w:r>
+        <w:rPr>
+          <w:b/>
+          <w:bCs/>
+        </w:rPr>
+        <w:t>Instructions</w:t>
+      </w:r>
+    </w:p>
+    <w:p>
+      <w:pPr>
+        <w:numPr>
+          <w:ilvl w:val="0"/>
+          <w:numId w:val="18"/>
+        </w:numPr>
+      </w:pPr>
+      <w:r>
+        <w:t xml:space="preserve">Cut the beef, rinse, and place in a pot. Season with salt and stock cubes. Add the diced onions and the red </w:t>
+      </w:r>
+      <w:r>
+        <w:t xml:space="preserve">chilli </w:t>
+      </w:r>
+      <w:r>
+        <w:t xml:space="preserve">flakes. Leave to boil for about 20 to 30 minutes depending on how tender you want the meat to be. </w:t>
+      </w:r>
+    </w:p>
+    <w:p>
+      <w:pPr>
+        <w:numPr>
+          <w:ilvl w:val="0"/>
+          <w:numId w:val="18"/>
+        </w:numPr>
+      </w:pPr>
+      <w:r>
+        <w:t xml:space="preserve">Once the meat is almost done, add the stockfish and cook for 5 minutes until soft. </w:t>
+      </w:r>
+    </w:p>
+    <w:p>
+      <w:pPr>
+        <w:numPr>
+          <w:ilvl w:val="0"/>
+          <w:numId w:val="18"/>
+        </w:numPr>
+      </w:pPr>
+      <w:r>
+        <w:t xml:space="preserve">Blend the ogbono seeds and add it to the boiling meat. Be sure you have enough stock in the pot. You need about four cups of stock to start with. Stir very well until the ogbono is well dissolved in the stock. </w:t>
+      </w:r>
+    </w:p>
+    <w:p>
+      <w:pPr>
+        <w:numPr>
+          <w:ilvl w:val="0"/>
+          <w:numId w:val="18"/>
+        </w:numPr>
+      </w:pPr>
+      <w:r>
+        <w:t xml:space="preserve">Stir in the periwinkles, crayfish, and palm oil and leave to cook for another 5 minutes. </w:t>
+      </w:r>
+    </w:p>
+    <w:p>
+      <w:pPr>
+        <w:numPr>
+          <w:ilvl w:val="0"/>
+          <w:numId w:val="18"/>
+        </w:numPr>
+      </w:pPr>
+      <w:r>
+        <w:t xml:space="preserve">Turn down the heat and add your leafy greens. Leave to simmer for another 2 to 3 minutes. </w:t>
+      </w:r>
+    </w:p>
+    <w:p>
+      <w:pPr>
+        <w:numPr>
+          <w:ilvl w:val="0"/>
+          <w:numId w:val="18"/>
+        </w:numPr>
+      </w:pPr>
+      <w:r>
+        <w:t>Serve with your favourite bolus food like eba, amala, and pounded yam. ENJOY!</w:t>
+      </w:r>
+    </w:p>
+    <w:p>
+      <w:pPr>
+        <w:rPr>
+          <w:b/>
+          <w:bCs/>
+        </w:rPr>
+      </w:pPr>
+    </w:p>
+    <w:p>
+      <w:pPr>
+        <w:rPr>
+          <w:b/>
+          <w:bCs/>
+        </w:rPr>
+      </w:pPr>
+    </w:p>
+    <w:p>
+      <w:pPr>
+        <w:rPr>
+          <w:b/>
+          <w:bCs/>
+        </w:rPr>
+      </w:pPr>
+      <w:r>
+        <w:rPr>
+          <w:b/>
+          <w:bCs/>
+        </w:rPr>
+        <w:t>Obe Ata</w:t>
+      </w:r>
+    </w:p>
+    <w:p>
+      <w:pPr>
+        <w:rPr>
+          <w:b/>
+          <w:bCs/>
+        </w:rPr>
+      </w:pPr>
+      <w:r>
+        <w:rPr>
+          <w:b/>
+          <w:bCs/>
+        </w:rPr>
+        <w:t>Ingredients</w:t>
+      </w:r>
+    </w:p>
+    <w:p>
+      <w:r>
+        <w:t xml:space="preserve">5 cups starter sauce </w:t>
+      </w:r>
+    </w:p>
+    <w:p>
+      <w:r>
+        <w:t xml:space="preserve">¼ </w:t>
+      </w:r>
+      <w:r>
+        <w:t xml:space="preserve">cup palm oil </w:t>
+      </w:r>
+    </w:p>
+    <w:p>
+      <w:r>
+        <w:t xml:space="preserve">¼ </w:t>
+      </w:r>
+      <w:r>
+        <w:t xml:space="preserve">cup vegetable oil </w:t>
+      </w:r>
+    </w:p>
+    <w:p>
+      <w:r>
+        <w:t>1</w:t>
+      </w:r>
+      <w:r>
+        <w:t xml:space="preserve"> ½ </w:t>
+      </w:r>
+      <w:r>
+        <w:t xml:space="preserve">cup stock </w:t>
+      </w:r>
+    </w:p>
+    <w:p>
+      <w:r>
+        <w:t>1</w:t>
+      </w:r>
+      <w:r>
+        <w:t xml:space="preserve"> </w:t>
+      </w:r>
+      <w:r>
+        <w:t xml:space="preserve">tsp paprika </w:t>
+      </w:r>
+    </w:p>
+    <w:p>
+      <w:r>
+        <w:t>1</w:t>
+      </w:r>
+      <w:r>
+        <w:t xml:space="preserve"> </w:t>
+      </w:r>
+      <w:r>
+        <w:t xml:space="preserve">tsp curry powder </w:t>
+      </w:r>
+    </w:p>
+    <w:p>
+      <w:r>
+        <w:t xml:space="preserve">1stock cube </w:t>
+      </w:r>
+    </w:p>
+    <w:p>
+      <w:r>
+        <w:lastRenderedPageBreak/>
+        <w:t xml:space="preserve">Salt to taste </w:t>
+      </w:r>
+    </w:p>
+    <w:p>
+      <w:r>
+        <w:t>Beef (or use what suits you like fish, chicken, tofu vegetables etc.)</w:t>
+      </w:r>
+    </w:p>
+    <w:p>
+      <w:pPr>
+        <w:rPr>
+          <w:b/>
+          <w:bCs/>
+        </w:rPr>
+      </w:pPr>
+      <w:r>
+        <w:rPr>
+          <w:b/>
+          <w:bCs/>
+        </w:rPr>
+        <w:t>Instructions</w:t>
+      </w:r>
+    </w:p>
+    <w:p>
+      <w:r>
+        <w:t xml:space="preserve">To make the starter sauce; </w:t>
+      </w:r>
+    </w:p>
+    <w:p>
+      <w:r>
+        <w:t xml:space="preserve">2 Red Bell Peppers </w:t>
+      </w:r>
+    </w:p>
+    <w:p>
+      <w:r>
+        <w:t xml:space="preserve">1 </w:t>
+      </w:r>
+      <w:r>
+        <w:t xml:space="preserve">habanero </w:t>
+      </w:r>
+    </w:p>
+    <w:p>
+      <w:r>
+        <w:t>1</w:t>
+      </w:r>
+      <w:r>
+        <w:t xml:space="preserve"> </w:t>
+      </w:r>
+      <w:r>
+        <w:t xml:space="preserve">Chili pepper </w:t>
+      </w:r>
+    </w:p>
+    <w:p>
+      <w:r>
+        <w:t xml:space="preserve">4 Big plum tomatoes </w:t>
+      </w:r>
+    </w:p>
+    <w:p>
+      <w:r>
+        <w:t>1</w:t>
+      </w:r>
+      <w:r>
+        <w:t xml:space="preserve"> </w:t>
+      </w:r>
+      <w:r>
+        <w:t xml:space="preserve">Sweet Onion </w:t>
+      </w:r>
+    </w:p>
+    <w:p>
+      <w:r>
+        <w:t xml:space="preserve">2 Tablespoons Vegetable Oil </w:t>
+      </w:r>
+    </w:p>
+    <w:p>
+      <w:pPr>
+        <w:numPr>
+          <w:ilvl w:val="0"/>
+          <w:numId w:val="19"/>
+        </w:numPr>
+      </w:pPr>
+      <w:r>
+        <w:t xml:space="preserve">Blend the peppers, tomatoes and onions </w:t>
+      </w:r>
+    </w:p>
+    <w:p>
+      <w:pPr>
+        <w:numPr>
+          <w:ilvl w:val="0"/>
+          <w:numId w:val="19"/>
+        </w:numPr>
+      </w:pPr>
+      <w:r>
+        <w:t xml:space="preserve">Add oil in the Pot </w:t>
+      </w:r>
+    </w:p>
+    <w:p>
+      <w:pPr>
+        <w:numPr>
+          <w:ilvl w:val="0"/>
+          <w:numId w:val="19"/>
+        </w:numPr>
+      </w:pPr>
+      <w:r>
+        <w:t xml:space="preserve">Pour the blended sauce (You don't need to heat the oil). Note that if you heat the oil the sauce will start to fry and we really don't want to fry it in the oil we just want to boil. </w:t>
+      </w:r>
+    </w:p>
+    <w:p>
+      <w:pPr>
+        <w:numPr>
+          <w:ilvl w:val="0"/>
+          <w:numId w:val="19"/>
+        </w:numPr>
+      </w:pPr>
+      <w:r>
+        <w:t>Boil the blended paste on a low heat between 1 hour and 1 hour 30 minutes depending on the consistency you want.</w:t>
+      </w:r>
+    </w:p>
+    <w:p>
+      <w:pPr>
+        <w:numPr>
+          <w:ilvl w:val="0"/>
+          <w:numId w:val="19"/>
+        </w:numPr>
+      </w:pPr>
+      <w:r>
+        <w:t>The starter sauce is ready</w:t>
+      </w:r>
+    </w:p>
+    <w:p>
+      <w:pPr>
+        <w:numPr>
+          <w:ilvl w:val="0"/>
+          <w:numId w:val="19"/>
+        </w:numPr>
+      </w:pPr>
+      <w:r>
+        <w:t xml:space="preserve">Add the palm oil and vegetable oil to a pot. </w:t>
+      </w:r>
+    </w:p>
+    <w:p>
+      <w:pPr>
+        <w:numPr>
+          <w:ilvl w:val="0"/>
+          <w:numId w:val="19"/>
+        </w:numPr>
+      </w:pPr>
+      <w:r>
+        <w:t xml:space="preserve">0nce the oil is hot, add the starter sauce and the stock and let it come to a boil. </w:t>
+      </w:r>
+    </w:p>
+    <w:p>
+      <w:pPr>
+        <w:numPr>
+          <w:ilvl w:val="0"/>
+          <w:numId w:val="19"/>
+        </w:numPr>
+      </w:pPr>
+      <w:r>
+        <w:t xml:space="preserve">Add paprika, curry powder and stock cube and salt to taste. </w:t>
+      </w:r>
+    </w:p>
+    <w:p>
+      <w:pPr>
+        <w:numPr>
+          <w:ilvl w:val="0"/>
+          <w:numId w:val="19"/>
+        </w:numPr>
+      </w:pPr>
+      <w:r>
+        <w:t xml:space="preserve">Add meat, fish or whatever you like. </w:t>
+      </w:r>
+    </w:p>
+    <w:p>
+      <w:pPr>
+        <w:numPr>
+          <w:ilvl w:val="0"/>
+          <w:numId w:val="19"/>
+        </w:numPr>
+      </w:pPr>
+      <w:r>
+        <w:t xml:space="preserve">Allow it to come to a boil once more. </w:t>
+      </w:r>
+    </w:p>
+    <w:p>
+      <w:pPr>
+        <w:numPr>
+          <w:ilvl w:val="0"/>
+          <w:numId w:val="19"/>
+        </w:numPr>
+      </w:pPr>
+      <w:r>
+        <w:t>Serve with rice, beans, yam, spaghetti...... ENJOY!</w:t>
+      </w:r>
+    </w:p>
+    <w:p/>
+    <w:p>
+      <w:pPr>
+        <w:rPr>
+          <w:b/>
+          <w:bCs/>
+        </w:rPr>
+      </w:pPr>
+      <w:r>
+        <w:rPr>
+          <w:b/>
+          <w:bCs/>
+        </w:rPr>
+        <w:t>Edikang Ikong soup</w:t>
+      </w:r>
+    </w:p>
+    <w:p>
+      <w:pPr>
+        <w:rPr>
+          <w:b/>
+          <w:bCs/>
+        </w:rPr>
+      </w:pPr>
+      <w:r>
+        <w:rPr>
+          <w:b/>
+          <w:bCs/>
+        </w:rPr>
+        <w:t xml:space="preserve">INGREDIENTS </w:t>
+      </w:r>
+    </w:p>
+    <w:p>
+      <w:pPr>
+        <w:rPr>
+          <w:b/>
+          <w:bCs/>
+        </w:rPr>
+      </w:pPr>
+      <w:r>
+        <w:lastRenderedPageBreak/>
+        <w:t>350g beef or smoked turkey precooked</w:t>
+      </w:r>
+    </w:p>
+    <w:p>
+      <w:r>
+        <w:t>300g cow feet precooked 3</w:t>
+      </w:r>
+    </w:p>
+    <w:p>
+      <w:r>
+        <w:t xml:space="preserve">50g stock fish precooked </w:t>
+      </w:r>
+    </w:p>
+    <w:p>
+      <w:r>
+        <w:t xml:space="preserve">A piece african style dried fish--deboned and washed thoroughly (this is optional) </w:t>
+      </w:r>
+    </w:p>
+    <w:p>
+      <w:r>
+        <w:t xml:space="preserve">¼ </w:t>
+      </w:r>
+      <w:r>
+        <w:t xml:space="preserve">cup crayfish coarsely blended </w:t>
+      </w:r>
+    </w:p>
+    <w:p>
+      <w:r>
+        <w:t xml:space="preserve">5-6 cups meat stock </w:t>
+      </w:r>
+    </w:p>
+    <w:p>
+      <w:r>
+        <w:t>1</w:t>
+      </w:r>
+      <w:r>
+        <w:t xml:space="preserve"> </w:t>
+      </w:r>
+      <w:r>
+        <w:t xml:space="preserve">large onion finely chopped </w:t>
+      </w:r>
+    </w:p>
+    <w:p>
+      <w:r>
+        <w:t>1</w:t>
+      </w:r>
+      <w:r>
+        <w:t xml:space="preserve"> ½ </w:t>
+      </w:r>
+      <w:r>
+        <w:t xml:space="preserve">cup </w:t>
+      </w:r>
+      <w:r>
+        <w:t xml:space="preserve">of </w:t>
+      </w:r>
+      <w:r>
+        <w:t xml:space="preserve">palm oil </w:t>
+      </w:r>
+    </w:p>
+    <w:p>
+      <w:r>
+        <w:t>1</w:t>
+      </w:r>
+      <w:r>
+        <w:t xml:space="preserve"> </w:t>
+      </w:r>
+      <w:r>
+        <w:t xml:space="preserve">tbsp ground cameroon pepper or 2 habanero peppers </w:t>
+      </w:r>
+    </w:p>
+    <w:p>
+      <w:r>
+        <w:t xml:space="preserve">226g (80z) fresh kale vegetable--chopped </w:t>
+      </w:r>
+    </w:p>
+    <w:p>
+      <w:r>
+        <w:t xml:space="preserve">907g (32 02) frozen spinach--completely thawed and all liquid squeezed out </w:t>
+      </w:r>
+    </w:p>
+    <w:p>
+      <w:r>
+        <w:t>Salt to taste</w:t>
+      </w:r>
+    </w:p>
+    <w:p/>
+    <w:p>
+      <w:pPr>
+        <w:rPr>
+          <w:b/>
+          <w:bCs/>
+        </w:rPr>
+      </w:pPr>
+      <w:r>
+        <w:rPr>
+          <w:b/>
+          <w:bCs/>
+        </w:rPr>
+        <w:t>Instructions</w:t>
+      </w:r>
+    </w:p>
+    <w:p>
+      <w:pPr>
+        <w:numPr>
+          <w:ilvl w:val="0"/>
+          <w:numId w:val="20"/>
+        </w:numPr>
+      </w:pPr>
+      <w:r>
+        <w:t>B</w:t>
+      </w:r>
+      <w:r>
+        <w:t xml:space="preserve">ring meat stock crayfish and dry pepper. </w:t>
+      </w:r>
+    </w:p>
+    <w:p>
+      <w:pPr>
+        <w:numPr>
+          <w:ilvl w:val="0"/>
+          <w:numId w:val="20"/>
+        </w:numPr>
+      </w:pPr>
+      <w:r>
+        <w:t>Pour palm o</w:t>
+      </w:r>
+      <w:r>
+        <w:t>i</w:t>
+      </w:r>
+      <w:r>
+        <w:t>l to in a a</w:t>
+      </w:r>
+      <w:r>
+        <w:t xml:space="preserve"> clean</w:t>
+      </w:r>
+      <w:r>
+        <w:t xml:space="preserve"> boil</w:t>
+      </w:r>
+      <w:r>
+        <w:t xml:space="preserve"> </w:t>
+      </w:r>
+      <w:r>
+        <w:t xml:space="preserve">ground saucepan over medium heat. </w:t>
+      </w:r>
+      <w:r>
+        <w:t>C</w:t>
+      </w:r>
+      <w:r>
+        <w:t>lean</w:t>
+      </w:r>
+      <w:r>
+        <w:t xml:space="preserve">, </w:t>
+      </w:r>
+      <w:r>
+        <w:t>pour</w:t>
+      </w:r>
+      <w:r>
+        <w:t xml:space="preserve"> </w:t>
+      </w:r>
+      <w:r>
+        <w:t xml:space="preserve">chopped onions in. Stir and sauté for a minute. </w:t>
+      </w:r>
+    </w:p>
+    <w:p>
+      <w:pPr>
+        <w:numPr>
+          <w:ilvl w:val="0"/>
+          <w:numId w:val="20"/>
+        </w:numPr>
+      </w:pPr>
+      <w:r>
+        <w:t xml:space="preserve">Pour pre-cooked meats into boiling meat stock. Then pour in the palm oil and sautéed onion mix. </w:t>
+      </w:r>
+    </w:p>
+    <w:p>
+      <w:pPr>
+        <w:numPr>
+          <w:ilvl w:val="0"/>
+          <w:numId w:val="20"/>
+        </w:numPr>
+      </w:pPr>
+      <w:r>
+        <w:t xml:space="preserve">Stir in, taste and adjust for seasoning accordingly. Cover pot and allow to simmer for about 2 minutes. </w:t>
+      </w:r>
+    </w:p>
+    <w:p>
+      <w:pPr>
+        <w:numPr>
+          <w:ilvl w:val="0"/>
+          <w:numId w:val="20"/>
+        </w:numPr>
+      </w:pPr>
+      <w:r>
+        <w:t>Stir in your completely defrosted and drained spinach, allow to simmer for about a minute, and then stir in the chopped kale leaves.</w:t>
+      </w:r>
+    </w:p>
+    <w:p/>
+    <w:p>
+      <w:pPr>
+        <w:rPr>
+          <w:b/>
+          <w:bCs/>
+        </w:rPr>
+      </w:pPr>
+      <w:r>
+        <w:rPr>
+          <w:b/>
+          <w:bCs/>
+        </w:rPr>
+        <w:t>Catfish peppersoup</w:t>
+      </w:r>
+    </w:p>
+    <w:p>
+      <w:pPr>
+        <w:rPr>
+          <w:b/>
+          <w:bCs/>
+        </w:rPr>
+      </w:pPr>
+      <w:r>
+        <w:rPr>
+          <w:b/>
+          <w:bCs/>
+        </w:rPr>
+        <w:t>Ingredients</w:t>
+      </w:r>
+    </w:p>
+    <w:p>
+      <w:r>
+        <w:t>1</w:t>
+      </w:r>
+      <w:r>
+        <w:t xml:space="preserve"> </w:t>
+      </w:r>
+      <w:r>
+        <w:t xml:space="preserve">catfish (cleaned, washed and cut into 4 pieces) </w:t>
+      </w:r>
+    </w:p>
+    <w:p>
+      <w:r>
+        <w:t>1</w:t>
+      </w:r>
+      <w:r>
+        <w:t xml:space="preserve"> </w:t>
+      </w:r>
+      <w:r>
+        <w:t xml:space="preserve">red onion </w:t>
+      </w:r>
+    </w:p>
+    <w:p>
+      <w:r>
+        <w:lastRenderedPageBreak/>
+        <w:t xml:space="preserve">2- 3 scotch bonnet pepper </w:t>
+      </w:r>
+    </w:p>
+    <w:p>
+      <w:r>
+        <w:t>1</w:t>
+      </w:r>
+      <w:r>
+        <w:t xml:space="preserve"> 1/2 </w:t>
+      </w:r>
+      <w:r>
+        <w:t xml:space="preserve">tbsp of ground crayfish </w:t>
+      </w:r>
+    </w:p>
+    <w:p>
+      <w:r>
+        <w:t xml:space="preserve">Black pepper </w:t>
+      </w:r>
+    </w:p>
+    <w:p>
+      <w:r>
+        <w:t>1</w:t>
+      </w:r>
+      <w:r>
+        <w:t xml:space="preserve"> 1/2</w:t>
+      </w:r>
+      <w:r>
+        <w:t xml:space="preserve"> tsp of uziza leaves </w:t>
+      </w:r>
+    </w:p>
+    <w:p>
+      <w:r>
+        <w:t>1</w:t>
+      </w:r>
+      <w:r>
+        <w:t xml:space="preserve"> </w:t>
+      </w:r>
+      <w:r>
+        <w:t xml:space="preserve">tsp of ground pepper soup or banga soup spices </w:t>
+      </w:r>
+    </w:p>
+    <w:p>
+      <w:r>
+        <w:t>3 bay</w:t>
+      </w:r>
+      <w:r>
+        <w:t xml:space="preserve"> </w:t>
+      </w:r>
+      <w:r>
+        <w:t xml:space="preserve">leaves </w:t>
+      </w:r>
+    </w:p>
+    <w:p>
+      <w:r>
+        <w:t xml:space="preserve">2-3 seasoning cubes </w:t>
+      </w:r>
+    </w:p>
+    <w:p>
+      <w:r>
+        <w:t>4-5 cups of water Salt</w:t>
+      </w:r>
+    </w:p>
+    <w:p>
+      <w:pPr>
+        <w:rPr>
+          <w:b/>
+          <w:bCs/>
+        </w:rPr>
+      </w:pPr>
+      <w:r>
+        <w:rPr>
+          <w:b/>
+          <w:bCs/>
+        </w:rPr>
+        <w:t>Instructions</w:t>
+      </w:r>
+    </w:p>
+    <w:p>
+      <w:pPr>
+        <w:numPr>
+          <w:ilvl w:val="0"/>
+          <w:numId w:val="21"/>
+        </w:numPr>
+      </w:pPr>
+      <w:r>
+        <w:t xml:space="preserve">To clean catfish, place fish in a bowl, add salt and hot water. The slimy skin will come off and it will kill any unwanted bacteria. Repeat process 3 times, rinse off with cold water and set aside. </w:t>
+      </w:r>
+    </w:p>
+    <w:p>
+      <w:pPr>
+        <w:numPr>
+          <w:ilvl w:val="0"/>
+          <w:numId w:val="21"/>
+        </w:numPr>
+      </w:pPr>
+      <w:r>
+        <w:t xml:space="preserve">Place cleaned catfish in cooking pot. Blend scotch bonnet and red onion with very little water and add to pot. Add 4- 5 cups of water, depending on the quantity of soup needed. 5 is ideal because the liquid will reduce later on. </w:t>
+      </w:r>
+    </w:p>
+    <w:p>
+      <w:pPr>
+        <w:numPr>
+          <w:ilvl w:val="0"/>
+          <w:numId w:val="21"/>
+        </w:numPr>
+      </w:pPr>
+      <w:r>
+        <w:t xml:space="preserve">Add ground crayfish, black pepper, bay leaves, seasoning cubes and salt. Cover and cook on medium high heat for about 15 to 20 minutes. All ingredients will have mixed together, and the soup will become light brown in colour. Add salt according to preference and also you can reduce the amount of scotch bonnet pepper used if you do not like a lot of spicy heat. </w:t>
+      </w:r>
+    </w:p>
+    <w:p>
+      <w:pPr>
+        <w:numPr>
+          <w:ilvl w:val="0"/>
+          <w:numId w:val="21"/>
+        </w:numPr>
+      </w:pPr>
+      <w:r>
+        <w:t>Reduce cooking heat to low medium and stir. Stir carefully to not break the fish into pieces. You can hold both pot handles and gently shake the pot to stir. Taste for seasoning and adjust if needed, by adding only salt or one seasoning cube.</w:t>
+      </w:r>
+    </w:p>
+    <w:p>
+      <w:pPr>
+        <w:numPr>
+          <w:ilvl w:val="0"/>
+          <w:numId w:val="21"/>
+        </w:numPr>
+      </w:pPr>
+      <w:r>
+        <w:t xml:space="preserve">Add more water, if you need more soup /liquid. If % you added more water, adjust seasoning with a cube. teaspoon of ground crayfish, one seasoning Cover and cook for an additional 7- 10 minutes so added ingredients can mix together. Add salt according to preference. </w:t>
+      </w:r>
+    </w:p>
+    <w:p>
+      <w:pPr>
+        <w:numPr>
+          <w:ilvl w:val="0"/>
+          <w:numId w:val="21"/>
+        </w:numPr>
+      </w:pPr>
+      <w:r>
+        <w:t xml:space="preserve">Add pepper soup or banga soup spices, and cook for for soup 7-10 minutes still on medium low heat. Taste seasoning and adjust if needed because the is ready at this point. If you need more seasoning or soup,/ liquids repeat step 3 until you achieve your desired quantity and taste. </w:t>
+      </w:r>
+    </w:p>
+    <w:p>
+      <w:pPr>
+        <w:numPr>
+          <w:ilvl w:val="0"/>
+          <w:numId w:val="21"/>
+        </w:numPr>
+      </w:pPr>
+      <w:r>
+        <w:t xml:space="preserve">Reduce heat to simmer and add uziza leaves. Simmer for 3-5 minutes. </w:t>
+      </w:r>
+    </w:p>
+    <w:p>
+      <w:pPr>
+        <w:numPr>
+          <w:ilvl w:val="0"/>
+          <w:numId w:val="21"/>
+        </w:numPr>
+      </w:pPr>
+      <w:r>
+        <w:t>Your food is ready</w:t>
       </w:r>
       <w:r>
         <w:t>.</w:t>
@@ -3409,6 +5051,448 @@
     </w:lvl>
   </w:abstractNum>
   <w:abstractNum w:abstractNumId="3" w15:restartNumberingAfterBreak="0">
+    <w:nsid w:val="0A394FAB"/>
+    <w:multiLevelType w:val="hybridMultilevel"/>
+    <w:tmpl w:val="89142F58"/>
+    <w:lvl w:ilvl="0" w:tplc="2000000F">
+      <w:start w:val="1"/>
+      <w:numFmt w:val="decimal"/>
+      <w:lvlText w:val="%1."/>
+      <w:lvlJc w:val="left"/>
+      <w:pPr>
+        <w:ind w:left="720" w:hanging="360"/>
+      </w:pPr>
+      <w:rPr>
+        <w:rFonts w:hint="default"/>
+      </w:rPr>
+    </w:lvl>
+    <w:lvl w:ilvl="1" w:tplc="20000019" w:tentative="1">
+      <w:start w:val="1"/>
+      <w:numFmt w:val="lowerLetter"/>
+      <w:lvlText w:val="%2."/>
+      <w:lvlJc w:val="left"/>
+      <w:pPr>
+        <w:ind w:left="1440" w:hanging="360"/>
+      </w:pPr>
+    </w:lvl>
+    <w:lvl w:ilvl="2" w:tplc="2000001B" w:tentative="1">
+      <w:start w:val="1"/>
+      <w:numFmt w:val="lowerRoman"/>
+      <w:lvlText w:val="%3."/>
+      <w:lvlJc w:val="right"/>
+      <w:pPr>
+        <w:ind w:left="2160" w:hanging="180"/>
+      </w:pPr>
+    </w:lvl>
+    <w:lvl w:ilvl="3" w:tplc="2000000F" w:tentative="1">
+      <w:start w:val="1"/>
+      <w:numFmt w:val="decimal"/>
+      <w:lvlText w:val="%4."/>
+      <w:lvlJc w:val="left"/>
+      <w:pPr>
+        <w:ind w:left="2880" w:hanging="360"/>
+      </w:pPr>
+    </w:lvl>
+    <w:lvl w:ilvl="4" w:tplc="20000019" w:tentative="1">
+      <w:start w:val="1"/>
+      <w:numFmt w:val="lowerLetter"/>
+      <w:lvlText w:val="%5."/>
+      <w:lvlJc w:val="left"/>
+      <w:pPr>
+        <w:ind w:left="3600" w:hanging="360"/>
+      </w:pPr>
+    </w:lvl>
+    <w:lvl w:ilvl="5" w:tplc="2000001B" w:tentative="1">
+      <w:start w:val="1"/>
+      <w:numFmt w:val="lowerRoman"/>
+      <w:lvlText w:val="%6."/>
+      <w:lvlJc w:val="right"/>
+      <w:pPr>
+        <w:ind w:left="4320" w:hanging="180"/>
+      </w:pPr>
+    </w:lvl>
+    <w:lvl w:ilvl="6" w:tplc="2000000F" w:tentative="1">
+      <w:start w:val="1"/>
+      <w:numFmt w:val="decimal"/>
+      <w:lvlText w:val="%7."/>
+      <w:lvlJc w:val="left"/>
+      <w:pPr>
+        <w:ind w:left="5040" w:hanging="360"/>
+      </w:pPr>
+    </w:lvl>
+    <w:lvl w:ilvl="7" w:tplc="20000019" w:tentative="1">
+      <w:start w:val="1"/>
+      <w:numFmt w:val="lowerLetter"/>
+      <w:lvlText w:val="%8."/>
+      <w:lvlJc w:val="left"/>
+      <w:pPr>
+        <w:ind w:left="5760" w:hanging="360"/>
+      </w:pPr>
+    </w:lvl>
+    <w:lvl w:ilvl="8" w:tplc="2000001B" w:tentative="1">
+      <w:start w:val="1"/>
+      <w:numFmt w:val="lowerRoman"/>
+      <w:lvlText w:val="%9."/>
+      <w:lvlJc w:val="right"/>
+      <w:pPr>
+        <w:ind w:left="6480" w:hanging="180"/>
+      </w:pPr>
+    </w:lvl>
+  </w:abstractNum>
+  <w:abstractNum w:abstractNumId="4" w15:restartNumberingAfterBreak="0">
+    <w:nsid w:val="0DC157D5"/>
+    <w:multiLevelType w:val="hybridMultilevel"/>
+    <w:tmpl w:val="9CD07016"/>
+    <w:lvl w:ilvl="0" w:tplc="2000000F">
+      <w:start w:val="1"/>
+      <w:numFmt w:val="decimal"/>
+      <w:lvlText w:val="%1."/>
+      <w:lvlJc w:val="left"/>
+      <w:pPr>
+        <w:ind w:left="720" w:hanging="360"/>
+      </w:pPr>
+      <w:rPr>
+        <w:rFonts w:hint="default"/>
+      </w:rPr>
+    </w:lvl>
+    <w:lvl w:ilvl="1" w:tplc="20000019" w:tentative="1">
+      <w:start w:val="1"/>
+      <w:numFmt w:val="lowerLetter"/>
+      <w:lvlText w:val="%2."/>
+      <w:lvlJc w:val="left"/>
+      <w:pPr>
+        <w:ind w:left="1440" w:hanging="360"/>
+      </w:pPr>
+    </w:lvl>
+    <w:lvl w:ilvl="2" w:tplc="2000001B" w:tentative="1">
+      <w:start w:val="1"/>
+      <w:numFmt w:val="lowerRoman"/>
+      <w:lvlText w:val="%3."/>
+      <w:lvlJc w:val="right"/>
+      <w:pPr>
+        <w:ind w:left="2160" w:hanging="180"/>
+      </w:pPr>
+    </w:lvl>
+    <w:lvl w:ilvl="3" w:tplc="2000000F" w:tentative="1">
+      <w:start w:val="1"/>
+      <w:numFmt w:val="decimal"/>
+      <w:lvlText w:val="%4."/>
+      <w:lvlJc w:val="left"/>
+      <w:pPr>
+        <w:ind w:left="2880" w:hanging="360"/>
+      </w:pPr>
+    </w:lvl>
+    <w:lvl w:ilvl="4" w:tplc="20000019" w:tentative="1">
+      <w:start w:val="1"/>
+      <w:numFmt w:val="lowerLetter"/>
+      <w:lvlText w:val="%5."/>
+      <w:lvlJc w:val="left"/>
+      <w:pPr>
+        <w:ind w:left="3600" w:hanging="360"/>
+      </w:pPr>
+    </w:lvl>
+    <w:lvl w:ilvl="5" w:tplc="2000001B" w:tentative="1">
+      <w:start w:val="1"/>
+      <w:numFmt w:val="lowerRoman"/>
+      <w:lvlText w:val="%6."/>
+      <w:lvlJc w:val="right"/>
+      <w:pPr>
+        <w:ind w:left="4320" w:hanging="180"/>
+      </w:pPr>
+    </w:lvl>
+    <w:lvl w:ilvl="6" w:tplc="2000000F" w:tentative="1">
+      <w:start w:val="1"/>
+      <w:numFmt w:val="decimal"/>
+      <w:lvlText w:val="%7."/>
+      <w:lvlJc w:val="left"/>
+      <w:pPr>
+        <w:ind w:left="5040" w:hanging="360"/>
+      </w:pPr>
+    </w:lvl>
+    <w:lvl w:ilvl="7" w:tplc="20000019" w:tentative="1">
+      <w:start w:val="1"/>
+      <w:numFmt w:val="lowerLetter"/>
+      <w:lvlText w:val="%8."/>
+      <w:lvlJc w:val="left"/>
+      <w:pPr>
+        <w:ind w:left="5760" w:hanging="360"/>
+      </w:pPr>
+    </w:lvl>
+    <w:lvl w:ilvl="8" w:tplc="2000001B" w:tentative="1">
+      <w:start w:val="1"/>
+      <w:numFmt w:val="lowerRoman"/>
+      <w:lvlText w:val="%9."/>
+      <w:lvlJc w:val="right"/>
+      <w:pPr>
+        <w:ind w:left="6480" w:hanging="180"/>
+      </w:pPr>
+    </w:lvl>
+  </w:abstractNum>
+  <w:abstractNum w:abstractNumId="5" w15:restartNumberingAfterBreak="0">
+    <w:nsid w:val="0E517128"/>
+    <w:multiLevelType w:val="hybridMultilevel"/>
+    <w:tmpl w:val="D3947A9A"/>
+    <w:lvl w:ilvl="0" w:tplc="2000000F">
+      <w:start w:val="1"/>
+      <w:numFmt w:val="decimal"/>
+      <w:lvlText w:val="%1."/>
+      <w:lvlJc w:val="left"/>
+      <w:pPr>
+        <w:ind w:left="720" w:hanging="360"/>
+      </w:pPr>
+    </w:lvl>
+    <w:lvl w:ilvl="1" w:tplc="20000019" w:tentative="1">
+      <w:start w:val="1"/>
+      <w:numFmt w:val="lowerLetter"/>
+      <w:lvlText w:val="%2."/>
+      <w:lvlJc w:val="left"/>
+      <w:pPr>
+        <w:ind w:left="1440" w:hanging="360"/>
+      </w:pPr>
+    </w:lvl>
+    <w:lvl w:ilvl="2" w:tplc="2000001B" w:tentative="1">
+      <w:start w:val="1"/>
+      <w:numFmt w:val="lowerRoman"/>
+      <w:lvlText w:val="%3."/>
+      <w:lvlJc w:val="right"/>
+      <w:pPr>
+        <w:ind w:left="2160" w:hanging="180"/>
+      </w:pPr>
+    </w:lvl>
+    <w:lvl w:ilvl="3" w:tplc="2000000F" w:tentative="1">
+      <w:start w:val="1"/>
+      <w:numFmt w:val="decimal"/>
+      <w:lvlText w:val="%4."/>
+      <w:lvlJc w:val="left"/>
+      <w:pPr>
+        <w:ind w:left="2880" w:hanging="360"/>
+      </w:pPr>
+    </w:lvl>
+    <w:lvl w:ilvl="4" w:tplc="20000019" w:tentative="1">
+      <w:start w:val="1"/>
+      <w:numFmt w:val="lowerLetter"/>
+      <w:lvlText w:val="%5."/>
+      <w:lvlJc w:val="left"/>
+      <w:pPr>
+        <w:ind w:left="3600" w:hanging="360"/>
+      </w:pPr>
+    </w:lvl>
+    <w:lvl w:ilvl="5" w:tplc="2000001B" w:tentative="1">
+      <w:start w:val="1"/>
+      <w:numFmt w:val="lowerRoman"/>
+      <w:lvlText w:val="%6."/>
+      <w:lvlJc w:val="right"/>
+      <w:pPr>
+        <w:ind w:left="4320" w:hanging="180"/>
+      </w:pPr>
+    </w:lvl>
+    <w:lvl w:ilvl="6" w:tplc="2000000F" w:tentative="1">
+      <w:start w:val="1"/>
+      <w:numFmt w:val="decimal"/>
+      <w:lvlText w:val="%7."/>
+      <w:lvlJc w:val="left"/>
+      <w:pPr>
+        <w:ind w:left="5040" w:hanging="360"/>
+      </w:pPr>
+    </w:lvl>
+    <w:lvl w:ilvl="7" w:tplc="20000019" w:tentative="1">
+      <w:start w:val="1"/>
+      <w:numFmt w:val="lowerLetter"/>
+      <w:lvlText w:val="%8."/>
+      <w:lvlJc w:val="left"/>
+      <w:pPr>
+        <w:ind w:left="5760" w:hanging="360"/>
+      </w:pPr>
+    </w:lvl>
+    <w:lvl w:ilvl="8" w:tplc="2000001B" w:tentative="1">
+      <w:start w:val="1"/>
+      <w:numFmt w:val="lowerRoman"/>
+      <w:lvlText w:val="%9."/>
+      <w:lvlJc w:val="right"/>
+      <w:pPr>
+        <w:ind w:left="6480" w:hanging="180"/>
+      </w:pPr>
+    </w:lvl>
+  </w:abstractNum>
+  <w:abstractNum w:abstractNumId="6" w15:restartNumberingAfterBreak="0">
+    <w:nsid w:val="10136200"/>
+    <w:multiLevelType w:val="hybridMultilevel"/>
+    <w:tmpl w:val="4E7A1DEC"/>
+    <w:lvl w:ilvl="0" w:tplc="2000000F">
+      <w:start w:val="1"/>
+      <w:numFmt w:val="decimal"/>
+      <w:lvlText w:val="%1."/>
+      <w:lvlJc w:val="left"/>
+      <w:pPr>
+        <w:ind w:left="720" w:hanging="360"/>
+      </w:pPr>
+      <w:rPr>
+        <w:rFonts w:hint="default"/>
+      </w:rPr>
+    </w:lvl>
+    <w:lvl w:ilvl="1" w:tplc="20000019" w:tentative="1">
+      <w:start w:val="1"/>
+      <w:numFmt w:val="lowerLetter"/>
+      <w:lvlText w:val="%2."/>
+      <w:lvlJc w:val="left"/>
+      <w:pPr>
+        <w:ind w:left="1440" w:hanging="360"/>
+      </w:pPr>
+    </w:lvl>
+    <w:lvl w:ilvl="2" w:tplc="2000001B" w:tentative="1">
+      <w:start w:val="1"/>
+      <w:numFmt w:val="lowerRoman"/>
+      <w:lvlText w:val="%3."/>
+      <w:lvlJc w:val="right"/>
+      <w:pPr>
+        <w:ind w:left="2160" w:hanging="180"/>
+      </w:pPr>
+    </w:lvl>
+    <w:lvl w:ilvl="3" w:tplc="2000000F" w:tentative="1">
+      <w:start w:val="1"/>
+      <w:numFmt w:val="decimal"/>
+      <w:lvlText w:val="%4."/>
+      <w:lvlJc w:val="left"/>
+      <w:pPr>
+        <w:ind w:left="2880" w:hanging="360"/>
+      </w:pPr>
+    </w:lvl>
+    <w:lvl w:ilvl="4" w:tplc="20000019" w:tentative="1">
+      <w:start w:val="1"/>
+      <w:numFmt w:val="lowerLetter"/>
+      <w:lvlText w:val="%5."/>
+      <w:lvlJc w:val="left"/>
+      <w:pPr>
+        <w:ind w:left="3600" w:hanging="360"/>
+      </w:pPr>
+    </w:lvl>
+    <w:lvl w:ilvl="5" w:tplc="2000001B" w:tentative="1">
+      <w:start w:val="1"/>
+      <w:numFmt w:val="lowerRoman"/>
+      <w:lvlText w:val="%6."/>
+      <w:lvlJc w:val="right"/>
+      <w:pPr>
+        <w:ind w:left="4320" w:hanging="180"/>
+      </w:pPr>
+    </w:lvl>
+    <w:lvl w:ilvl="6" w:tplc="2000000F" w:tentative="1">
+      <w:start w:val="1"/>
+      <w:numFmt w:val="decimal"/>
+      <w:lvlText w:val="%7."/>
+      <w:lvlJc w:val="left"/>
+      <w:pPr>
+        <w:ind w:left="5040" w:hanging="360"/>
+      </w:pPr>
+    </w:lvl>
+    <w:lvl w:ilvl="7" w:tplc="20000019" w:tentative="1">
+      <w:start w:val="1"/>
+      <w:numFmt w:val="lowerLetter"/>
+      <w:lvlText w:val="%8."/>
+      <w:lvlJc w:val="left"/>
+      <w:pPr>
+        <w:ind w:left="5760" w:hanging="360"/>
+      </w:pPr>
+    </w:lvl>
+    <w:lvl w:ilvl="8" w:tplc="2000001B" w:tentative="1">
+      <w:start w:val="1"/>
+      <w:numFmt w:val="lowerRoman"/>
+      <w:lvlText w:val="%9."/>
+      <w:lvlJc w:val="right"/>
+      <w:pPr>
+        <w:ind w:left="6480" w:hanging="180"/>
+      </w:pPr>
+    </w:lvl>
+  </w:abstractNum>
+  <w:abstractNum w:abstractNumId="7" w15:restartNumberingAfterBreak="0">
+    <w:nsid w:val="21811A3C"/>
+    <w:multiLevelType w:val="hybridMultilevel"/>
+    <w:tmpl w:val="FF448910"/>
+    <w:lvl w:ilvl="0" w:tplc="2000000F">
+      <w:start w:val="1"/>
+      <w:numFmt w:val="decimal"/>
+      <w:lvlText w:val="%1."/>
+      <w:lvlJc w:val="left"/>
+      <w:pPr>
+        <w:ind w:left="720" w:hanging="360"/>
+      </w:pPr>
+      <w:rPr>
+        <w:rFonts w:hint="default"/>
+      </w:rPr>
+    </w:lvl>
+    <w:lvl w:ilvl="1" w:tplc="20000019" w:tentative="1">
+      <w:start w:val="1"/>
+      <w:numFmt w:val="lowerLetter"/>
+      <w:lvlText w:val="%2."/>
+      <w:lvlJc w:val="left"/>
+      <w:pPr>
+        <w:ind w:left="1440" w:hanging="360"/>
+      </w:pPr>
+    </w:lvl>
+    <w:lvl w:ilvl="2" w:tplc="2000001B" w:tentative="1">
+      <w:start w:val="1"/>
+      <w:numFmt w:val="lowerRoman"/>
+      <w:lvlText w:val="%3."/>
+      <w:lvlJc w:val="right"/>
+      <w:pPr>
+        <w:ind w:left="2160" w:hanging="180"/>
+      </w:pPr>
+    </w:lvl>
+    <w:lvl w:ilvl="3" w:tplc="2000000F" w:tentative="1">
+      <w:start w:val="1"/>
+      <w:numFmt w:val="decimal"/>
+      <w:lvlText w:val="%4."/>
+      <w:lvlJc w:val="left"/>
+      <w:pPr>
+        <w:ind w:left="2880" w:hanging="360"/>
+      </w:pPr>
+    </w:lvl>
+    <w:lvl w:ilvl="4" w:tplc="20000019" w:tentative="1">
+      <w:start w:val="1"/>
+      <w:numFmt w:val="lowerLetter"/>
+      <w:lvlText w:val="%5."/>
+      <w:lvlJc w:val="left"/>
+      <w:pPr>
+        <w:ind w:left="3600" w:hanging="360"/>
+      </w:pPr>
+    </w:lvl>
+    <w:lvl w:ilvl="5" w:tplc="2000001B" w:tentative="1">
+      <w:start w:val="1"/>
+      <w:numFmt w:val="lowerRoman"/>
+      <w:lvlText w:val="%6."/>
+      <w:lvlJc w:val="right"/>
+      <w:pPr>
+        <w:ind w:left="4320" w:hanging="180"/>
+      </w:pPr>
+    </w:lvl>
+    <w:lvl w:ilvl="6" w:tplc="2000000F" w:tentative="1">
+      <w:start w:val="1"/>
+      <w:numFmt w:val="decimal"/>
+      <w:lvlText w:val="%7."/>
+      <w:lvlJc w:val="left"/>
+      <w:pPr>
+        <w:ind w:left="5040" w:hanging="360"/>
+      </w:pPr>
+    </w:lvl>
+    <w:lvl w:ilvl="7" w:tplc="20000019" w:tentative="1">
+      <w:start w:val="1"/>
+      <w:numFmt w:val="lowerLetter"/>
+      <w:lvlText w:val="%8."/>
+      <w:lvlJc w:val="left"/>
+      <w:pPr>
+        <w:ind w:left="5760" w:hanging="360"/>
+      </w:pPr>
+    </w:lvl>
+    <w:lvl w:ilvl="8" w:tplc="2000001B" w:tentative="1">
+      <w:start w:val="1"/>
+      <w:numFmt w:val="lowerRoman"/>
+      <w:lvlText w:val="%9."/>
+      <w:lvlJc w:val="right"/>
+      <w:pPr>
+        <w:ind w:left="6480" w:hanging="180"/>
+      </w:pPr>
+    </w:lvl>
+  </w:abstractNum>
+  <w:abstractNum w:abstractNumId="8" w15:restartNumberingAfterBreak="0">
     <w:nsid w:val="2306432F"/>
     <w:multiLevelType w:val="hybridMultilevel"/>
     <w:tmpl w:val="FB104E5C"/>
@@ -3497,7 +5581,93 @@
       </w:pPr>
     </w:lvl>
   </w:abstractNum>
-  <w:abstractNum w:abstractNumId="4" w15:restartNumberingAfterBreak="0">
+  <w:abstractNum w:abstractNumId="9" w15:restartNumberingAfterBreak="0">
+    <w:nsid w:val="365111A3"/>
+    <w:multiLevelType w:val="hybridMultilevel"/>
+    <w:tmpl w:val="B27CE260"/>
+    <w:lvl w:ilvl="0" w:tplc="2000000F">
+      <w:start w:val="1"/>
+      <w:numFmt w:val="decimal"/>
+      <w:lvlText w:val="%1."/>
+      <w:lvlJc w:val="left"/>
+      <w:pPr>
+        <w:ind w:left="720" w:hanging="360"/>
+      </w:pPr>
+    </w:lvl>
+    <w:lvl w:ilvl="1" w:tplc="20000019" w:tentative="1">
+      <w:start w:val="1"/>
+      <w:numFmt w:val="lowerLetter"/>
+      <w:lvlText w:val="%2."/>
+      <w:lvlJc w:val="left"/>
+      <w:pPr>
+        <w:ind w:left="1440" w:hanging="360"/>
+      </w:pPr>
+    </w:lvl>
+    <w:lvl w:ilvl="2" w:tplc="2000001B" w:tentative="1">
+      <w:start w:val="1"/>
+      <w:numFmt w:val="lowerRoman"/>
+      <w:lvlText w:val="%3."/>
+      <w:lvlJc w:val="right"/>
+      <w:pPr>
+        <w:ind w:left="2160" w:hanging="180"/>
+      </w:pPr>
+    </w:lvl>
+    <w:lvl w:ilvl="3" w:tplc="2000000F" w:tentative="1">
+      <w:start w:val="1"/>
+      <w:numFmt w:val="decimal"/>
+      <w:lvlText w:val="%4."/>
+      <w:lvlJc w:val="left"/>
+      <w:pPr>
+        <w:ind w:left="2880" w:hanging="360"/>
+      </w:pPr>
+    </w:lvl>
+    <w:lvl w:ilvl="4" w:tplc="20000019" w:tentative="1">
+      <w:start w:val="1"/>
+      <w:numFmt w:val="lowerLetter"/>
+      <w:lvlText w:val="%5."/>
+      <w:lvlJc w:val="left"/>
+      <w:pPr>
+        <w:ind w:left="3600" w:hanging="360"/>
+      </w:pPr>
+    </w:lvl>
+    <w:lvl w:ilvl="5" w:tplc="2000001B" w:tentative="1">
+      <w:start w:val="1"/>
+      <w:numFmt w:val="lowerRoman"/>
+      <w:lvlText w:val="%6."/>
+      <w:lvlJc w:val="right"/>
+      <w:pPr>
+        <w:ind w:left="4320" w:hanging="180"/>
+      </w:pPr>
+    </w:lvl>
+    <w:lvl w:ilvl="6" w:tplc="2000000F" w:tentative="1">
+      <w:start w:val="1"/>
+      <w:numFmt w:val="decimal"/>
+      <w:lvlText w:val="%7."/>
+      <w:lvlJc w:val="left"/>
+      <w:pPr>
+        <w:ind w:left="5040" w:hanging="360"/>
+      </w:pPr>
+    </w:lvl>
+    <w:lvl w:ilvl="7" w:tplc="20000019" w:tentative="1">
+      <w:start w:val="1"/>
+      <w:numFmt w:val="lowerLetter"/>
+      <w:lvlText w:val="%8."/>
+      <w:lvlJc w:val="left"/>
+      <w:pPr>
+        <w:ind w:left="5760" w:hanging="360"/>
+      </w:pPr>
+    </w:lvl>
+    <w:lvl w:ilvl="8" w:tplc="2000001B" w:tentative="1">
+      <w:start w:val="1"/>
+      <w:numFmt w:val="lowerRoman"/>
+      <w:lvlText w:val="%9."/>
+      <w:lvlJc w:val="right"/>
+      <w:pPr>
+        <w:ind w:left="6480" w:hanging="180"/>
+      </w:pPr>
+    </w:lvl>
+  </w:abstractNum>
+  <w:abstractNum w:abstractNumId="10" w15:restartNumberingAfterBreak="0">
     <w:nsid w:val="36DB3C03"/>
     <w:multiLevelType w:val="hybridMultilevel"/>
     <w:tmpl w:val="8236E89C"/>
@@ -3586,7 +5756,96 @@
       </w:pPr>
     </w:lvl>
   </w:abstractNum>
-  <w:abstractNum w:abstractNumId="5" w15:restartNumberingAfterBreak="0">
+  <w:abstractNum w:abstractNumId="11" w15:restartNumberingAfterBreak="0">
+    <w:nsid w:val="3BD80D5F"/>
+    <w:multiLevelType w:val="hybridMultilevel"/>
+    <w:tmpl w:val="3BC20DCA"/>
+    <w:lvl w:ilvl="0" w:tplc="2000000F">
+      <w:start w:val="1"/>
+      <w:numFmt w:val="decimal"/>
+      <w:lvlText w:val="%1."/>
+      <w:lvlJc w:val="left"/>
+      <w:pPr>
+        <w:ind w:left="720" w:hanging="360"/>
+      </w:pPr>
+      <w:rPr>
+        <w:rFonts w:hint="default"/>
+      </w:rPr>
+    </w:lvl>
+    <w:lvl w:ilvl="1" w:tplc="20000019" w:tentative="1">
+      <w:start w:val="1"/>
+      <w:numFmt w:val="lowerLetter"/>
+      <w:lvlText w:val="%2."/>
+      <w:lvlJc w:val="left"/>
+      <w:pPr>
+        <w:ind w:left="1440" w:hanging="360"/>
+      </w:pPr>
+    </w:lvl>
+    <w:lvl w:ilvl="2" w:tplc="2000001B" w:tentative="1">
+      <w:start w:val="1"/>
+      <w:numFmt w:val="lowerRoman"/>
+      <w:lvlText w:val="%3."/>
+      <w:lvlJc w:val="right"/>
+      <w:pPr>
+        <w:ind w:left="2160" w:hanging="180"/>
+      </w:pPr>
+    </w:lvl>
+    <w:lvl w:ilvl="3" w:tplc="2000000F" w:tentative="1">
+      <w:start w:val="1"/>
+      <w:numFmt w:val="decimal"/>
+      <w:lvlText w:val="%4."/>
+      <w:lvlJc w:val="left"/>
+      <w:pPr>
+        <w:ind w:left="2880" w:hanging="360"/>
+      </w:pPr>
+    </w:lvl>
+    <w:lvl w:ilvl="4" w:tplc="20000019" w:tentative="1">
+      <w:start w:val="1"/>
+      <w:numFmt w:val="lowerLetter"/>
+      <w:lvlText w:val="%5."/>
+      <w:lvlJc w:val="left"/>
+      <w:pPr>
+        <w:ind w:left="3600" w:hanging="360"/>
+      </w:pPr>
+    </w:lvl>
+    <w:lvl w:ilvl="5" w:tplc="2000001B" w:tentative="1">
+      <w:start w:val="1"/>
+      <w:numFmt w:val="lowerRoman"/>
+      <w:lvlText w:val="%6."/>
+      <w:lvlJc w:val="right"/>
+      <w:pPr>
+        <w:ind w:left="4320" w:hanging="180"/>
+      </w:pPr>
+    </w:lvl>
+    <w:lvl w:ilvl="6" w:tplc="2000000F" w:tentative="1">
+      <w:start w:val="1"/>
+      <w:numFmt w:val="decimal"/>
+      <w:lvlText w:val="%7."/>
+      <w:lvlJc w:val="left"/>
+      <w:pPr>
+        <w:ind w:left="5040" w:hanging="360"/>
+      </w:pPr>
+    </w:lvl>
+    <w:lvl w:ilvl="7" w:tplc="20000019" w:tentative="1">
+      <w:start w:val="1"/>
+      <w:numFmt w:val="lowerLetter"/>
+      <w:lvlText w:val="%8."/>
+      <w:lvlJc w:val="left"/>
+      <w:pPr>
+        <w:ind w:left="5760" w:hanging="360"/>
+      </w:pPr>
+    </w:lvl>
+    <w:lvl w:ilvl="8" w:tplc="2000001B" w:tentative="1">
+      <w:start w:val="1"/>
+      <w:numFmt w:val="lowerRoman"/>
+      <w:lvlText w:val="%9."/>
+      <w:lvlJc w:val="right"/>
+      <w:pPr>
+        <w:ind w:left="6480" w:hanging="180"/>
+      </w:pPr>
+    </w:lvl>
+  </w:abstractNum>
+  <w:abstractNum w:abstractNumId="12" w15:restartNumberingAfterBreak="0">
     <w:nsid w:val="42F86A36"/>
     <w:multiLevelType w:val="hybridMultilevel"/>
     <w:tmpl w:val="4F16553A"/>
@@ -3675,7 +5934,7 @@
       </w:pPr>
     </w:lvl>
   </w:abstractNum>
-  <w:abstractNum w:abstractNumId="6" w15:restartNumberingAfterBreak="0">
+  <w:abstractNum w:abstractNumId="13" w15:restartNumberingAfterBreak="0">
     <w:nsid w:val="4B320269"/>
     <w:multiLevelType w:val="hybridMultilevel"/>
     <w:tmpl w:val="37949366"/>
@@ -3761,7 +6020,7 @@
       </w:pPr>
     </w:lvl>
   </w:abstractNum>
-  <w:abstractNum w:abstractNumId="7" w15:restartNumberingAfterBreak="0">
+  <w:abstractNum w:abstractNumId="14" w15:restartNumberingAfterBreak="0">
     <w:nsid w:val="4FA81855"/>
     <w:multiLevelType w:val="hybridMultilevel"/>
     <w:tmpl w:val="EE0E11A6"/>
@@ -3850,7 +6109,96 @@
       </w:pPr>
     </w:lvl>
   </w:abstractNum>
-  <w:abstractNum w:abstractNumId="8" w15:restartNumberingAfterBreak="0">
+  <w:abstractNum w:abstractNumId="15" w15:restartNumberingAfterBreak="0">
+    <w:nsid w:val="5356543E"/>
+    <w:multiLevelType w:val="hybridMultilevel"/>
+    <w:tmpl w:val="60A41030"/>
+    <w:lvl w:ilvl="0" w:tplc="2000000F">
+      <w:start w:val="1"/>
+      <w:numFmt w:val="decimal"/>
+      <w:lvlText w:val="%1."/>
+      <w:lvlJc w:val="left"/>
+      <w:pPr>
+        <w:ind w:left="720" w:hanging="360"/>
+      </w:pPr>
+      <w:rPr>
+        <w:rFonts w:hint="default"/>
+      </w:rPr>
+    </w:lvl>
+    <w:lvl w:ilvl="1" w:tplc="20000019" w:tentative="1">
+      <w:start w:val="1"/>
+      <w:numFmt w:val="lowerLetter"/>
+      <w:lvlText w:val="%2."/>
+      <w:lvlJc w:val="left"/>
+      <w:pPr>
+        <w:ind w:left="1440" w:hanging="360"/>
+      </w:pPr>
+    </w:lvl>
+    <w:lvl w:ilvl="2" w:tplc="2000001B" w:tentative="1">
+      <w:start w:val="1"/>
+      <w:numFmt w:val="lowerRoman"/>
+      <w:lvlText w:val="%3."/>
+      <w:lvlJc w:val="right"/>
+      <w:pPr>
+        <w:ind w:left="2160" w:hanging="180"/>
+      </w:pPr>
+    </w:lvl>
+    <w:lvl w:ilvl="3" w:tplc="2000000F" w:tentative="1">
+      <w:start w:val="1"/>
+      <w:numFmt w:val="decimal"/>
+      <w:lvlText w:val="%4."/>
+      <w:lvlJc w:val="left"/>
+      <w:pPr>
+        <w:ind w:left="2880" w:hanging="360"/>
+      </w:pPr>
+    </w:lvl>
+    <w:lvl w:ilvl="4" w:tplc="20000019" w:tentative="1">
+      <w:start w:val="1"/>
+      <w:numFmt w:val="lowerLetter"/>
+      <w:lvlText w:val="%5."/>
+      <w:lvlJc w:val="left"/>
+      <w:pPr>
+        <w:ind w:left="3600" w:hanging="360"/>
+      </w:pPr>
+    </w:lvl>
+    <w:lvl w:ilvl="5" w:tplc="2000001B" w:tentative="1">
+      <w:start w:val="1"/>
+      <w:numFmt w:val="lowerRoman"/>
+      <w:lvlText w:val="%6."/>
+      <w:lvlJc w:val="right"/>
+      <w:pPr>
+        <w:ind w:left="4320" w:hanging="180"/>
+      </w:pPr>
+    </w:lvl>
+    <w:lvl w:ilvl="6" w:tplc="2000000F" w:tentative="1">
+      <w:start w:val="1"/>
+      <w:numFmt w:val="decimal"/>
+      <w:lvlText w:val="%7."/>
+      <w:lvlJc w:val="left"/>
+      <w:pPr>
+        <w:ind w:left="5040" w:hanging="360"/>
+      </w:pPr>
+    </w:lvl>
+    <w:lvl w:ilvl="7" w:tplc="20000019" w:tentative="1">
+      <w:start w:val="1"/>
+      <w:numFmt w:val="lowerLetter"/>
+      <w:lvlText w:val="%8."/>
+      <w:lvlJc w:val="left"/>
+      <w:pPr>
+        <w:ind w:left="5760" w:hanging="360"/>
+      </w:pPr>
+    </w:lvl>
+    <w:lvl w:ilvl="8" w:tplc="2000001B" w:tentative="1">
+      <w:start w:val="1"/>
+      <w:numFmt w:val="lowerRoman"/>
+      <w:lvlText w:val="%9."/>
+      <w:lvlJc w:val="right"/>
+      <w:pPr>
+        <w:ind w:left="6480" w:hanging="180"/>
+      </w:pPr>
+    </w:lvl>
+  </w:abstractNum>
+  <w:abstractNum w:abstractNumId="16" w15:restartNumberingAfterBreak="0">
     <w:nsid w:val="5A9E22CD"/>
     <w:multiLevelType w:val="hybridMultilevel"/>
     <w:tmpl w:val="1A8E0D6A"/>
@@ -3939,7 +6287,7 @@
       </w:pPr>
     </w:lvl>
   </w:abstractNum>
-  <w:abstractNum w:abstractNumId="9" w15:restartNumberingAfterBreak="0">
+  <w:abstractNum w:abstractNumId="17" w15:restartNumberingAfterBreak="0">
     <w:nsid w:val="5F1A2F56"/>
     <w:multiLevelType w:val="hybridMultilevel"/>
     <w:tmpl w:val="6D6435C4"/>
@@ -4028,7 +6376,96 @@
       </w:pPr>
     </w:lvl>
   </w:abstractNum>
-  <w:abstractNum w:abstractNumId="10" w15:restartNumberingAfterBreak="0">
+  <w:abstractNum w:abstractNumId="18" w15:restartNumberingAfterBreak="0">
+    <w:nsid w:val="60D1778E"/>
+    <w:multiLevelType w:val="hybridMultilevel"/>
+    <w:tmpl w:val="0A0245B2"/>
+    <w:lvl w:ilvl="0" w:tplc="2000000F">
+      <w:start w:val="1"/>
+      <w:numFmt w:val="decimal"/>
+      <w:lvlText w:val="%1."/>
+      <w:lvlJc w:val="left"/>
+      <w:pPr>
+        <w:ind w:left="720" w:hanging="360"/>
+      </w:pPr>
+      <w:rPr>
+        <w:rFonts w:hint="default"/>
+      </w:rPr>
+    </w:lvl>
+    <w:lvl w:ilvl="1" w:tplc="20000019" w:tentative="1">
+      <w:start w:val="1"/>
+      <w:numFmt w:val="lowerLetter"/>
+      <w:lvlText w:val="%2."/>
+      <w:lvlJc w:val="left"/>
+      <w:pPr>
+        <w:ind w:left="1440" w:hanging="360"/>
+      </w:pPr>
+    </w:lvl>
+    <w:lvl w:ilvl="2" w:tplc="2000001B" w:tentative="1">
+      <w:start w:val="1"/>
+      <w:numFmt w:val="lowerRoman"/>
+      <w:lvlText w:val="%3."/>
+      <w:lvlJc w:val="right"/>
+      <w:pPr>
+        <w:ind w:left="2160" w:hanging="180"/>
+      </w:pPr>
+    </w:lvl>
+    <w:lvl w:ilvl="3" w:tplc="2000000F" w:tentative="1">
+      <w:start w:val="1"/>
+      <w:numFmt w:val="decimal"/>
+      <w:lvlText w:val="%4."/>
+      <w:lvlJc w:val="left"/>
+      <w:pPr>
+        <w:ind w:left="2880" w:hanging="360"/>
+      </w:pPr>
+    </w:lvl>
+    <w:lvl w:ilvl="4" w:tplc="20000019" w:tentative="1">
+      <w:start w:val="1"/>
+      <w:numFmt w:val="lowerLetter"/>
+      <w:lvlText w:val="%5."/>
+      <w:lvlJc w:val="left"/>
+      <w:pPr>
+        <w:ind w:left="3600" w:hanging="360"/>
+      </w:pPr>
+    </w:lvl>
+    <w:lvl w:ilvl="5" w:tplc="2000001B" w:tentative="1">
+      <w:start w:val="1"/>
+      <w:numFmt w:val="lowerRoman"/>
+      <w:lvlText w:val="%6."/>
+      <w:lvlJc w:val="right"/>
+      <w:pPr>
+        <w:ind w:left="4320" w:hanging="180"/>
+      </w:pPr>
+    </w:lvl>
+    <w:lvl w:ilvl="6" w:tplc="2000000F" w:tentative="1">
+      <w:start w:val="1"/>
+      <w:numFmt w:val="decimal"/>
+      <w:lvlText w:val="%7."/>
+      <w:lvlJc w:val="left"/>
+      <w:pPr>
+        <w:ind w:left="5040" w:hanging="360"/>
+      </w:pPr>
+    </w:lvl>
+    <w:lvl w:ilvl="7" w:tplc="20000019" w:tentative="1">
+      <w:start w:val="1"/>
+      <w:numFmt w:val="lowerLetter"/>
+      <w:lvlText w:val="%8."/>
+      <w:lvlJc w:val="left"/>
+      <w:pPr>
+        <w:ind w:left="5760" w:hanging="360"/>
+      </w:pPr>
+    </w:lvl>
+    <w:lvl w:ilvl="8" w:tplc="2000001B" w:tentative="1">
+      <w:start w:val="1"/>
+      <w:numFmt w:val="lowerRoman"/>
+      <w:lvlText w:val="%9."/>
+      <w:lvlJc w:val="right"/>
+      <w:pPr>
+        <w:ind w:left="6480" w:hanging="180"/>
+      </w:pPr>
+    </w:lvl>
+  </w:abstractNum>
+  <w:abstractNum w:abstractNumId="19" w15:restartNumberingAfterBreak="0">
     <w:nsid w:val="698C6747"/>
     <w:multiLevelType w:val="hybridMultilevel"/>
     <w:tmpl w:val="1202189A"/>
@@ -4117,26 +6554,115 @@
       </w:pPr>
     </w:lvl>
   </w:abstractNum>
+  <w:abstractNum w:abstractNumId="20" w15:restartNumberingAfterBreak="0">
+    <w:nsid w:val="77595403"/>
+    <w:multiLevelType w:val="hybridMultilevel"/>
+    <w:tmpl w:val="BC82509E"/>
+    <w:lvl w:ilvl="0" w:tplc="2000000F">
+      <w:start w:val="1"/>
+      <w:numFmt w:val="decimal"/>
+      <w:lvlText w:val="%1."/>
+      <w:lvlJc w:val="left"/>
+      <w:pPr>
+        <w:ind w:left="720" w:hanging="360"/>
+      </w:pPr>
+      <w:rPr>
+        <w:rFonts w:hint="default"/>
+      </w:rPr>
+    </w:lvl>
+    <w:lvl w:ilvl="1" w:tplc="20000019" w:tentative="1">
+      <w:start w:val="1"/>
+      <w:numFmt w:val="lowerLetter"/>
+      <w:lvlText w:val="%2."/>
+      <w:lvlJc w:val="left"/>
+      <w:pPr>
+        <w:ind w:left="1440" w:hanging="360"/>
+      </w:pPr>
+    </w:lvl>
+    <w:lvl w:ilvl="2" w:tplc="2000001B" w:tentative="1">
+      <w:start w:val="1"/>
+      <w:numFmt w:val="lowerRoman"/>
+      <w:lvlText w:val="%3."/>
+      <w:lvlJc w:val="right"/>
+      <w:pPr>
+        <w:ind w:left="2160" w:hanging="180"/>
+      </w:pPr>
+    </w:lvl>
+    <w:lvl w:ilvl="3" w:tplc="2000000F" w:tentative="1">
+      <w:start w:val="1"/>
+      <w:numFmt w:val="decimal"/>
+      <w:lvlText w:val="%4."/>
+      <w:lvlJc w:val="left"/>
+      <w:pPr>
+        <w:ind w:left="2880" w:hanging="360"/>
+      </w:pPr>
+    </w:lvl>
+    <w:lvl w:ilvl="4" w:tplc="20000019" w:tentative="1">
+      <w:start w:val="1"/>
+      <w:numFmt w:val="lowerLetter"/>
+      <w:lvlText w:val="%5."/>
+      <w:lvlJc w:val="left"/>
+      <w:pPr>
+        <w:ind w:left="3600" w:hanging="360"/>
+      </w:pPr>
+    </w:lvl>
+    <w:lvl w:ilvl="5" w:tplc="2000001B" w:tentative="1">
+      <w:start w:val="1"/>
+      <w:numFmt w:val="lowerRoman"/>
+      <w:lvlText w:val="%6."/>
+      <w:lvlJc w:val="right"/>
+      <w:pPr>
+        <w:ind w:left="4320" w:hanging="180"/>
+      </w:pPr>
+    </w:lvl>
+    <w:lvl w:ilvl="6" w:tplc="2000000F" w:tentative="1">
+      <w:start w:val="1"/>
+      <w:numFmt w:val="decimal"/>
+      <w:lvlText w:val="%7."/>
+      <w:lvlJc w:val="left"/>
+      <w:pPr>
+        <w:ind w:left="5040" w:hanging="360"/>
+      </w:pPr>
+    </w:lvl>
+    <w:lvl w:ilvl="7" w:tplc="20000019" w:tentative="1">
+      <w:start w:val="1"/>
+      <w:numFmt w:val="lowerLetter"/>
+      <w:lvlText w:val="%8."/>
+      <w:lvlJc w:val="left"/>
+      <w:pPr>
+        <w:ind w:left="5760" w:hanging="360"/>
+      </w:pPr>
+    </w:lvl>
+    <w:lvl w:ilvl="8" w:tplc="2000001B" w:tentative="1">
+      <w:start w:val="1"/>
+      <w:numFmt w:val="lowerRoman"/>
+      <w:lvlText w:val="%9."/>
+      <w:lvlJc w:val="right"/>
+      <w:pPr>
+        <w:ind w:left="6480" w:hanging="180"/>
+      </w:pPr>
+    </w:lvl>
+  </w:abstractNum>
   <w:num w:numId="1">
-    <w:abstractNumId w:val="9"/>
+    <w:abstractNumId w:val="17"/>
   </w:num>
   <w:num w:numId="2">
     <w:abstractNumId w:val="0"/>
   </w:num>
   <w:num w:numId="3">
-    <w:abstractNumId w:val="5"/>
+    <w:abstractNumId w:val="12"/>
   </w:num>
   <w:num w:numId="4">
-    <w:abstractNumId w:val="3"/>
+    <w:abstractNumId w:val="8"/>
   </w:num>
   <w:num w:numId="5">
-    <w:abstractNumId w:val="8"/>
+    <w:abstractNumId w:val="16"/>
   </w:num>
   <w:num w:numId="6">
-    <w:abstractNumId w:val="7"/>
+    <w:abstractNumId w:val="14"/>
   </w:num>
   <w:num w:numId="7">
-    <w:abstractNumId w:val="4"/>
+    <w:abstractNumId w:val="10"/>
   </w:num>
   <w:num w:numId="8">
     <w:abstractNumId w:val="1"/>
@@ -4145,10 +6671,40 @@
     <w:abstractNumId w:val="2"/>
   </w:num>
   <w:num w:numId="10">
-    <w:abstractNumId w:val="10"/>
+    <w:abstractNumId w:val="19"/>
   </w:num>
   <w:num w:numId="11">
+    <w:abstractNumId w:val="13"/>
+  </w:num>
+  <w:num w:numId="12">
+    <w:abstractNumId w:val="11"/>
+  </w:num>
+  <w:num w:numId="13">
+    <w:abstractNumId w:val="18"/>
+  </w:num>
+  <w:num w:numId="14">
+    <w:abstractNumId w:val="9"/>
+  </w:num>
+  <w:num w:numId="15">
+    <w:abstractNumId w:val="20"/>
+  </w:num>
+  <w:num w:numId="16">
+    <w:abstractNumId w:val="4"/>
+  </w:num>
+  <w:num w:numId="17">
+    <w:abstractNumId w:val="15"/>
+  </w:num>
+  <w:num w:numId="18">
+    <w:abstractNumId w:val="7"/>
+  </w:num>
+  <w:num w:numId="19">
+    <w:abstractNumId w:val="3"/>
+  </w:num>
+  <w:num w:numId="20">
     <w:abstractNumId w:val="6"/>
+  </w:num>
+  <w:num w:numId="21">
+    <w:abstractNumId w:val="5"/>
   </w:num>
 </w:numbering>
 </file>
